--- a/guia_estudo_defesa.docx
+++ b/guia_estudo_defesa.docx
@@ -2430,7 +2430,7 @@
           <w:i w:val="0"/>
           <w:sz w:val="22"/>
         </w:rPr>
-        <w:t>M1 (gap bruto) = 19,5%: sem nenhum controle.</w:t>
+        <w:t>M1 (gap bruto) = 19,3%: sem nenhum controle.</w:t>
       </w:r>
     </w:p>
     <w:p>
@@ -2478,7 +2478,7 @@
           <w:i w:val="0"/>
           <w:sz w:val="22"/>
         </w:rPr>
-        <w:t>M4 (+ CBO + formalidade + horas): o gap cai para 5,4% — este é o resíduo que não tem explicação por características observáveis. É a discriminação de remuneração pura.</w:t>
+        <w:t>M4 (+ CBO + formalidade + horas): o gap cai para 6,2% — este é o resíduo que não tem explicação por características observáveis. É a discriminação de remuneração pura.</w:t>
       </w:r>
     </w:p>
     <w:p>
@@ -2526,7 +2526,7 @@
           <w:i w:val="0"/>
           <w:sz w:val="22"/>
         </w:rPr>
-        <w:t>O gap residual de 5,4% em M4 não tem explicação por nenhuma variável observável: é o lower bound da discriminação de remuneração.</w:t>
+        <w:t>O gap residual de 6,2% em M4 não tem explicação por nenhuma variável observável: é o lower bound da discriminação de remuneração.</w:t>
       </w:r>
     </w:p>
     <w:p>
@@ -2556,7 +2556,7 @@
           <w:i w:val="0"/>
           <w:sz w:val="21"/>
         </w:rPr>
-        <w:t>'A sequência dos modelos não é arbitrária — cada passo adiciona um nível da hierarquia social. Primeiro o contexto de moradia (UPA), depois o contexto institucional (UF), depois a posição no mercado de trabalho (CBO + formalidade). O gap de 5,4% que sobra é robusto a todos os controles observáveis disponíveis na PNAD.'</w:t>
+        <w:t>'A sequência dos modelos não é arbitrária — cada passo adiciona um nível da hierarquia social. Primeiro o contexto de moradia (UPA), depois o contexto institucional (UF), depois a posição no mercado de trabalho (CBO + formalidade). O gap de 6,2% que sobra é robusto a todos os controles observáveis disponíveis na PNAD.'</w:t>
       </w:r>
     </w:p>
     <w:p/>
@@ -2764,7 +2764,7 @@
           <w:i w:val="0"/>
           <w:sz w:val="21"/>
         </w:rPr>
-        <w:t>'O Oaxaca une os três vértices do triângulo de evidências. Os 84% de dotações são explicados pelo logit (acesso a ocupações) e pela SNA (exclusão das redes). Os 16% de retornos são explicados pelo HLM M4 (5,4% de discriminação pura de remuneração). Os métodos são consistentes entre si.'</w:t>
+        <w:t>'O Oaxaca une os três vértices do triângulo de evidências. Os 84% de dotações são explicados pelo logit (acesso a ocupações) e pela SNA (exclusão das redes). Os 16% de retornos são explicados pelo HLM M4 (6,2% de discriminação pura de remuneração). Os métodos são consistentes entre si.'</w:t>
       </w:r>
     </w:p>
     <w:p>
@@ -3722,7 +3722,7 @@
           <w:i w:val="0"/>
           <w:sz w:val="21"/>
         </w:rPr>
-        <w:t>'A SNA adiciona uma dimensão que o HLM e o logit não capturam: o capital social estrutural. Mesmo que um negro consiga entrar em uma ocupação qualificada, sua betweenness=0 significa que ele não tem acesso às redes informais que geram promoção, mentoria e informação antecipada sobre vagas. Isso explica parte do gap residual de 5,4% do HLM M4.'</w:t>
+        <w:t>'A SNA adiciona uma dimensão que o HLM e o logit não capturam: o capital social estrutural. Mesmo que um negro consiga entrar em uma ocupação qualificada, sua betweenness=0 significa que ele não tem acesso às redes informais que geram promoção, mentoria e informação antecipada sobre vagas. Isso explica parte do gap residual de 6,2% do HLM M4.'</w:t>
       </w:r>
     </w:p>
     <w:p/>
@@ -5232,7 +5232,7 @@
           <w:i w:val="0"/>
           <w:sz w:val="22"/>
         </w:rPr>
-        <w:t>O interesse é em β₁: o gap racial líquido após todos os controles. Em M4, β₁ ≈ −0,054 (−5,4%). O sinal negativo confirma que negros ganham menos, tudo o mais constante.</w:t>
+        <w:t>O interesse é em β₁: o gap racial líquido após todos os controles. Em M4, β₁ ≈ −0,0644 (−6,2%). O sinal negativo confirma que negros ganham menos, tudo o mais constante.</w:t>
       </w:r>
     </w:p>
     <w:p>

--- a/guia_estudo_defesa.docx
+++ b/guia_estudo_defesa.docx
@@ -2654,7 +2654,7 @@
           <w:i w:val="0"/>
           <w:sz w:val="22"/>
         </w:rPr>
-        <w:t>O gráfico divide o gap total (≈52,6% em log-renda) em duas partes:</w:t>
+        <w:t>O gráfico divide o gap total (≈53,0% em log-renda) em duas partes:</w:t>
       </w:r>
     </w:p>
     <w:p>
@@ -2909,7 +2909,7 @@
           <w:i w:val="0"/>
           <w:sz w:val="22"/>
         </w:rPr>
-        <w:t>M1 (sem efeito aleatório de contexto): OR=0,705 — negros têm 29,6% menos chance. ICC M1=26,2% (variação entre UPAs elevada).</w:t>
+        <w:t>M1 (sem efeito aleatório de contexto): OR=0,704 — negros têm 29,6% menos chance. ICC M1=26,2% (variação entre UPAs elevada).</w:t>
       </w:r>
     </w:p>
     <w:p>
@@ -3228,7 +3228,7 @@
           <w:i w:val="0"/>
           <w:sz w:val="22"/>
         </w:rPr>
-        <w:t>Valores concretos: q10 ≈ −4%; q50 ≈ −6,5%; q90 ≈ −7,5%; q95 ≈ −7,9% (M4).</w:t>
+        <w:t>Valores concretos: q10 ≈ −3,2%; q50 ≈ −4,1%; q90 ≈ −7,1%; q95 ≈ −7,9% (M4).</w:t>
       </w:r>
     </w:p>
     <w:p>
@@ -3259,6 +3259,416 @@
           <w:sz w:val="21"/>
         </w:rPr>
         <w:t>'Um OLS capturaria apenas a média — aproximadamente o ponto de q50. Mas o glass ceiling está no q90–q95, onde o gap é sistematicamente maior. Sem regressão quantílica, esse padrão seria invisível. A regressão quantílica é o único método que formaliza a hipótese do glass ceiling como teste estatístico.'</w:t>
+      </w:r>
+    </w:p>
+    <w:p/>
+    <w:p>
+      <w:pPr>
+        <w:pStyle w:val="Heading2"/>
+      </w:pPr>
+      <w:r>
+        <w:rPr>
+          <w:rFonts w:ascii="Calibri" w:hAnsi="Calibri"/>
+          <w:color w:val="1F3864"/>
+        </w:rPr>
+        <w:t>Figura 9b — RIF-OB: Sticky Floor Discriminatório vs. Glass Ceiling por Dotações</w:t>
+      </w:r>
+    </w:p>
+    <w:p>
+      <w:pPr>
+        <w:jc w:val="center"/>
+      </w:pPr>
+      <w:r>
+        <w:drawing>
+          <wp:inline xmlns:a="http://schemas.openxmlformats.org/drawingml/2006/main" xmlns:pic="http://schemas.openxmlformats.org/drawingml/2006/picture">
+            <wp:extent cx="5040000" cy="3120203"/>
+            <wp:docPr id="9" name="Picture 9"/>
+            <wp:cNvGraphicFramePr>
+              <a:graphicFrameLocks noChangeAspect="1"/>
+            </wp:cNvGraphicFramePr>
+            <a:graphic>
+              <a:graphicData uri="http://schemas.openxmlformats.org/drawingml/2006/picture">
+                <pic:pic>
+                  <pic:nvPicPr>
+                    <pic:cNvPr id="0" name="rif_ob_retornos_quantis.png"/>
+                    <pic:cNvPicPr/>
+                  </pic:nvPicPr>
+                  <pic:blipFill>
+                    <a:blip r:embed="rId17"/>
+                    <a:stretch>
+                      <a:fillRect/>
+                    </a:stretch>
+                  </pic:blipFill>
+                  <pic:spPr>
+                    <a:xfrm>
+                      <a:off x="0" y="0"/>
+                      <a:ext cx="5040000" cy="3120203"/>
+                    </a:xfrm>
+                    <a:prstGeom prst="rect"/>
+                  </pic:spPr>
+                </pic:pic>
+              </a:graphicData>
+            </a:graphic>
+          </wp:inline>
+        </w:drawing>
+      </w:r>
+    </w:p>
+    <w:p>
+      <w:pPr>
+        <w:spacing w:after="200"/>
+        <w:jc w:val="center"/>
+      </w:pPr>
+      <w:r>
+        <w:rPr>
+          <w:i/>
+          <w:color w:val="606060"/>
+          <w:sz w:val="18"/>
+        </w:rPr>
+        <w:t>RIF-OB incondicional por quantil (Firpo, Fortin &amp; Lemieux, 2018). Retornos (discriminação) vs Dotações por decil de renda.</w:t>
+      </w:r>
+    </w:p>
+    <w:p>
+      <w:pPr>
+        <w:spacing w:before="80" w:after="120"/>
+        <w:jc w:val="left"/>
+      </w:pPr>
+      <w:r>
+        <w:rPr>
+          <w:rFonts w:ascii="Calibri" w:hAnsi="Calibri"/>
+          <w:b/>
+          <w:i w:val="0"/>
+          <w:color w:val="1F3864"/>
+          <w:sz w:val="22"/>
+        </w:rPr>
+        <w:t>Como ler:</w:t>
+      </w:r>
+    </w:p>
+    <w:p>
+      <w:pPr>
+        <w:pStyle w:val="ListBullet"/>
+        <w:spacing w:after="60"/>
+        <w:ind w:left="283"/>
+      </w:pPr>
+      <w:r>
+        <w:rPr>
+          <w:rFonts w:ascii="Calibri" w:hAnsi="Calibri"/>
+          <w:b w:val="0"/>
+          <w:i w:val="0"/>
+          <w:sz w:val="22"/>
+        </w:rPr>
+        <w:t>Eixo X: decil/quantil da distribuição incondicional de renda (q10=base, q90=topo).</w:t>
+      </w:r>
+    </w:p>
+    <w:p>
+      <w:pPr>
+        <w:pStyle w:val="ListBullet"/>
+        <w:spacing w:after="60"/>
+        <w:ind w:left="283"/>
+      </w:pPr>
+      <w:r>
+        <w:rPr>
+          <w:rFonts w:ascii="Calibri" w:hAnsi="Calibri"/>
+          <w:b w:val="0"/>
+          <w:i w:val="0"/>
+          <w:sz w:val="22"/>
+        </w:rPr>
+        <w:t>Dois componentes empilhados por quantil: Dotações (diferença de características) e Retornos (discriminação pura — o que persiste mesmo com características iguais).</w:t>
+      </w:r>
+    </w:p>
+    <w:p>
+      <w:pPr>
+        <w:pStyle w:val="ListBullet"/>
+        <w:spacing w:after="60"/>
+        <w:ind w:left="283"/>
+      </w:pPr>
+      <w:r>
+        <w:rPr>
+          <w:rFonts w:ascii="Calibri" w:hAnsi="Calibri"/>
+          <w:b w:val="0"/>
+          <w:i w:val="0"/>
+          <w:sz w:val="22"/>
+        </w:rPr>
+        <w:t>RIF = Recentered Influence Function — permite decompor o gap em qualquer quantil incondicionalmente, sem condicionar ao quantil dentro de cada grupo racial.</w:t>
+      </w:r>
+    </w:p>
+    <w:p>
+      <w:pPr>
+        <w:spacing w:before="80" w:after="120"/>
+        <w:jc w:val="left"/>
+      </w:pPr>
+      <w:r>
+        <w:rPr>
+          <w:rFonts w:ascii="Calibri" w:hAnsi="Calibri"/>
+          <w:b/>
+          <w:i w:val="0"/>
+          <w:color w:val="1F3864"/>
+          <w:sz w:val="22"/>
+        </w:rPr>
+        <w:t>O padrão sticky floor vs. glass ceiling:</w:t>
+      </w:r>
+    </w:p>
+    <w:p>
+      <w:pPr>
+        <w:pStyle w:val="ListBullet"/>
+        <w:spacing w:after="60"/>
+        <w:ind w:left="283"/>
+      </w:pPr>
+      <w:r>
+        <w:rPr>
+          <w:rFonts w:ascii="Calibri" w:hAnsi="Calibri"/>
+          <w:b w:val="0"/>
+          <w:i w:val="0"/>
+          <w:sz w:val="22"/>
+        </w:rPr>
+        <w:t>q10 — base: Dotações=61,3%, Retornos=33,1%. Discriminação de preço é 3× mais intensa na BASE — efeito sticky floor (chão pegajoso).</w:t>
+      </w:r>
+    </w:p>
+    <w:p>
+      <w:pPr>
+        <w:pStyle w:val="ListBullet"/>
+        <w:spacing w:after="60"/>
+        <w:ind w:left="283"/>
+      </w:pPr>
+      <w:r>
+        <w:rPr>
+          <w:rFonts w:ascii="Calibri" w:hAnsi="Calibri"/>
+          <w:b w:val="0"/>
+          <w:i w:val="0"/>
+          <w:sz w:val="22"/>
+        </w:rPr>
+        <w:t>q50 — mediana: Dotações=57,4%, Retornos=21,5%. Discriminação decai progressivamente.</w:t>
+      </w:r>
+    </w:p>
+    <w:p>
+      <w:pPr>
+        <w:pStyle w:val="ListBullet"/>
+        <w:spacing w:after="60"/>
+        <w:ind w:left="283"/>
+      </w:pPr>
+      <w:r>
+        <w:rPr>
+          <w:rFonts w:ascii="Calibri" w:hAnsi="Calibri"/>
+          <w:b w:val="0"/>
+          <w:i w:val="0"/>
+          <w:sz w:val="22"/>
+        </w:rPr>
+        <w:t>q90 — topo: Dotações=75,8%, Retornos=11,2%. No topo, o gap é quase inteiramente por dotações — negros são EXCLUÍDOS das posições rentáveis (glass ceiling).</w:t>
+      </w:r>
+    </w:p>
+    <w:p>
+      <w:pPr>
+        <w:spacing w:before="80" w:after="40"/>
+      </w:pPr>
+      <w:r>
+        <w:rPr>
+          <w:rFonts w:ascii="Calibri" w:hAnsi="Calibri"/>
+          <w:b/>
+          <w:i w:val="0"/>
+          <w:color w:val="2E7D32"/>
+          <w:sz w:val="22"/>
+        </w:rPr>
+        <w:t>▌ O que dizer se perguntarem:</w:t>
+      </w:r>
+    </w:p>
+    <w:p>
+      <w:pPr>
+        <w:spacing w:after="40"/>
+        <w:ind w:left="454"/>
+      </w:pPr>
+      <w:r>
+        <w:rPr>
+          <w:rFonts w:ascii="Calibri" w:hAnsi="Calibri"/>
+          <w:b w:val="0"/>
+          <w:i w:val="0"/>
+          <w:sz w:val="21"/>
+        </w:rPr>
+        <w:t>'A QR formaliza o glass ceiling condicional — o gap cresce no topo dentro de cada grupo. O RIF-OB faz a decomposição incondicional — permite perguntar: de onde vem esse gap maior no topo? A resposta é: no topo o mecanismo dominante é exclusão (dotações = 75,8%), não discriminação salarial direta. Na base, a discriminação de preço ainda responde por 33,1% do gap — o sticky floor discriminatório. São dois fenômenos distintos que coexistem.'</w:t>
+      </w:r>
+    </w:p>
+    <w:p/>
+    <w:p>
+      <w:pPr>
+        <w:pStyle w:val="Heading2"/>
+      </w:pPr>
+      <w:r>
+        <w:rPr>
+          <w:rFonts w:ascii="Calibri" w:hAnsi="Calibri"/>
+          <w:color w:val="1F3864"/>
+        </w:rPr>
+        <w:t>Figura 9c — Interseccionalidade: Oaxaca-Blinder por 4 Grupos Raça × Gênero</w:t>
+      </w:r>
+    </w:p>
+    <w:p>
+      <w:pPr>
+        <w:spacing w:before="80" w:after="120"/>
+        <w:jc w:val="left"/>
+      </w:pPr>
+      <w:r>
+        <w:rPr>
+          <w:rFonts w:ascii="Calibri" w:hAnsi="Calibri"/>
+          <w:b/>
+          <w:i w:val="0"/>
+          <w:color w:val="1F3864"/>
+          <w:sz w:val="22"/>
+        </w:rPr>
+        <w:t>Como ler:</w:t>
+      </w:r>
+    </w:p>
+    <w:p>
+      <w:pPr>
+        <w:pStyle w:val="ListBullet"/>
+        <w:spacing w:after="60"/>
+        <w:ind w:left="283"/>
+      </w:pPr>
+      <w:r>
+        <w:rPr>
+          <w:rFonts w:ascii="Calibri" w:hAnsi="Calibri"/>
+          <w:b w:val="0"/>
+          <w:i w:val="0"/>
+          <w:sz w:val="22"/>
+        </w:rPr>
+        <w:t>Referência: Homem Branco. Comparação: Mulher Branca, Homem Negro, Mulher Negra.</w:t>
+      </w:r>
+    </w:p>
+    <w:p>
+      <w:pPr>
+        <w:pStyle w:val="ListBullet"/>
+        <w:spacing w:after="60"/>
+        <w:ind w:left="283"/>
+      </w:pPr>
+      <w:r>
+        <w:rPr>
+          <w:rFonts w:ascii="Calibri" w:hAnsi="Calibri"/>
+          <w:b w:val="0"/>
+          <w:i w:val="0"/>
+          <w:sz w:val="22"/>
+        </w:rPr>
+        <w:t>Para cada grupo, o gap total é decomposto em Dotações (características) e Retornos (discriminação direta).</w:t>
+      </w:r>
+    </w:p>
+    <w:p>
+      <w:pPr>
+        <w:pStyle w:val="ListBullet"/>
+        <w:spacing w:after="60"/>
+        <w:ind w:left="283"/>
+      </w:pPr>
+      <w:r>
+        <w:rPr>
+          <w:rFonts w:ascii="Calibri" w:hAnsi="Calibri"/>
+          <w:b w:val="0"/>
+          <w:i w:val="0"/>
+          <w:sz w:val="22"/>
+        </w:rPr>
+        <w:t>HLM M4: coeficiente da interação negro×sexo_fem = β=+0,069 — indica atenuação do gap racial para mulheres (raça e gênero interagem, não se somam linearmente).</w:t>
+      </w:r>
+    </w:p>
+    <w:p>
+      <w:pPr>
+        <w:spacing w:before="80" w:after="120"/>
+        <w:jc w:val="left"/>
+      </w:pPr>
+      <w:r>
+        <w:rPr>
+          <w:rFonts w:ascii="Calibri" w:hAnsi="Calibri"/>
+          <w:b/>
+          <w:i w:val="0"/>
+          <w:color w:val="1F3864"/>
+          <w:sz w:val="22"/>
+        </w:rPr>
+        <w:t>Resultados por grupo (referência: Homem Branco):</w:t>
+      </w:r>
+    </w:p>
+    <w:p>
+      <w:pPr>
+        <w:pStyle w:val="ListBullet"/>
+        <w:spacing w:after="60"/>
+        <w:ind w:left="283"/>
+      </w:pPr>
+      <w:r>
+        <w:rPr>
+          <w:rFonts w:ascii="Calibri" w:hAnsi="Calibri"/>
+          <w:b w:val="0"/>
+          <w:i w:val="0"/>
+          <w:sz w:val="22"/>
+        </w:rPr>
+        <w:t>Mulher Branca: gap=46,6% — 79% dotações / 109% retornos (retornos negativos, indicando discriminação de gênero pura). Sem penalidade de raça.</w:t>
+      </w:r>
+    </w:p>
+    <w:p>
+      <w:pPr>
+        <w:pStyle w:val="ListBullet"/>
+        <w:spacing w:after="60"/>
+        <w:ind w:left="283"/>
+      </w:pPr>
+      <w:r>
+        <w:rPr>
+          <w:rFonts w:ascii="Calibri" w:hAnsi="Calibri"/>
+          <w:b w:val="0"/>
+          <w:i w:val="0"/>
+          <w:sz w:val="22"/>
+        </w:rPr>
+        <w:t>Homem Negro: gap=40,3% — 71% dotações / 29% retornos. Discriminação racial direta explica ~29% do gap do homem negro.</w:t>
+      </w:r>
+    </w:p>
+    <w:p>
+      <w:pPr>
+        <w:pStyle w:val="ListBullet"/>
+        <w:spacing w:after="60"/>
+        <w:ind w:left="283"/>
+      </w:pPr>
+      <w:r>
+        <w:rPr>
+          <w:rFonts w:ascii="Calibri" w:hAnsi="Calibri"/>
+          <w:b w:val="0"/>
+          <w:i w:val="0"/>
+          <w:sz w:val="22"/>
+        </w:rPr>
+        <w:t>Mulher Negra: gap=96,4% — maior gap de todos os grupos. Penalidade adicional por interseccionalidade: +9,5 p.p. além da soma de raça + gênero separados.</w:t>
+      </w:r>
+    </w:p>
+    <w:p>
+      <w:pPr>
+        <w:spacing w:before="80" w:after="40"/>
+      </w:pPr>
+      <w:r>
+        <w:rPr>
+          <w:rFonts w:ascii="Calibri" w:hAnsi="Calibri"/>
+          <w:b/>
+          <w:i w:val="0"/>
+          <w:color w:val="FF8F00"/>
+          <w:sz w:val="22"/>
+        </w:rPr>
+        <w:t>▌ O que dizer se perguntarem sobre interseccionalidade:</w:t>
+      </w:r>
+    </w:p>
+    <w:p>
+      <w:pPr>
+        <w:spacing w:after="40"/>
+        <w:ind w:left="454"/>
+      </w:pPr>
+      <w:r>
+        <w:rPr>
+          <w:rFonts w:ascii="Calibri" w:hAnsi="Calibri"/>
+          <w:b w:val="0"/>
+          <w:i w:val="0"/>
+          <w:sz w:val="21"/>
+        </w:rPr>
+        <w:t>'A Mulher Negra não sofre apenas raça + gênero de forma aditiva — existe uma penalidade adicional de +9,5 p.p. que emerge especificamente da combinação dos dois eixos de opressão. Isso é a interseccionalidade no sentido de Crenshaw (1989): os eixos interagem, não se somam. O HLM confirma com β_neg×fem=+0,069 (***) — a discriminação racial é estatisticamente menor para mulheres negras do que se esperaria da soma linear.'</w:t>
+      </w:r>
+    </w:p>
+    <w:p>
+      <w:pPr>
+        <w:spacing w:after="40"/>
+        <w:ind w:left="454"/>
+      </w:pPr>
+      <w:r>
+        <w:rPr>
+          <w:rFonts w:ascii="Calibri" w:hAnsi="Calibri"/>
+          <w:b w:val="0"/>
+          <w:i w:val="0"/>
+          <w:sz w:val="21"/>
+        </w:rPr>
+        <w:t>'Gap de 96,4% para mulher negra vs 40,3% para homem negro: a mulher negra experimenta uma dupla desvantagem que quase dobra o gap. Políticas de gênero e raça precisam ser desenhadas conjuntamente para esse grupo.'</w:t>
       </w:r>
     </w:p>
     <w:p/>
@@ -3282,7 +3692,7 @@
         <w:drawing>
           <wp:inline xmlns:a="http://schemas.openxmlformats.org/drawingml/2006/main" xmlns:pic="http://schemas.openxmlformats.org/drawingml/2006/picture">
             <wp:extent cx="5040000" cy="3736625"/>
-            <wp:docPr id="9" name="Picture 9"/>
+            <wp:docPr id="10" name="Picture 10"/>
             <wp:cNvGraphicFramePr>
               <a:graphicFrameLocks noChangeAspect="1"/>
             </wp:cNvGraphicFramePr>
@@ -3294,7 +3704,7 @@
                     <pic:cNvPicPr/>
                   </pic:nvPicPr>
                   <pic:blipFill>
-                    <a:blip r:embed="rId17"/>
+                    <a:blip r:embed="rId18"/>
                     <a:stretch>
                       <a:fillRect/>
                     </a:stretch>
@@ -3522,7 +3932,7 @@
         <w:drawing>
           <wp:inline xmlns:a="http://schemas.openxmlformats.org/drawingml/2006/main" xmlns:pic="http://schemas.openxmlformats.org/drawingml/2006/picture">
             <wp:extent cx="5040000" cy="3769412"/>
-            <wp:docPr id="10" name="Picture 10"/>
+            <wp:docPr id="11" name="Picture 11"/>
             <wp:cNvGraphicFramePr>
               <a:graphicFrameLocks noChangeAspect="1"/>
             </wp:cNvGraphicFramePr>
@@ -3534,7 +3944,7 @@
                     <pic:cNvPicPr/>
                   </pic:nvPicPr>
                   <pic:blipFill>
-                    <a:blip r:embed="rId18"/>
+                    <a:blip r:embed="rId19"/>
                     <a:stretch>
                       <a:fillRect/>
                     </a:stretch>
@@ -3746,7 +4156,7 @@
         <w:drawing>
           <wp:inline xmlns:a="http://schemas.openxmlformats.org/drawingml/2006/main" xmlns:pic="http://schemas.openxmlformats.org/drawingml/2006/picture">
             <wp:extent cx="5040000" cy="2121282"/>
-            <wp:docPr id="11" name="Picture 11"/>
+            <wp:docPr id="12" name="Picture 12"/>
             <wp:cNvGraphicFramePr>
               <a:graphicFrameLocks noChangeAspect="1"/>
             </wp:cNvGraphicFramePr>
@@ -3758,7 +4168,7 @@
                     <pic:cNvPicPr/>
                   </pic:nvPicPr>
                   <pic:blipFill>
-                    <a:blip r:embed="rId19"/>
+                    <a:blip r:embed="rId20"/>
                     <a:stretch>
                       <a:fillRect/>
                     </a:stretch>
@@ -3924,7 +4334,7 @@
         <w:drawing>
           <wp:inline xmlns:a="http://schemas.openxmlformats.org/drawingml/2006/main" xmlns:pic="http://schemas.openxmlformats.org/drawingml/2006/picture">
             <wp:extent cx="5040000" cy="2123888"/>
-            <wp:docPr id="12" name="Picture 12"/>
+            <wp:docPr id="13" name="Picture 13"/>
             <wp:cNvGraphicFramePr>
               <a:graphicFrameLocks noChangeAspect="1"/>
             </wp:cNvGraphicFramePr>
@@ -3936,7 +4346,7 @@
                     <pic:cNvPicPr/>
                   </pic:nvPicPr>
                   <pic:blipFill>
-                    <a:blip r:embed="rId20"/>
+                    <a:blip r:embed="rId21"/>
                     <a:stretch>
                       <a:fillRect/>
                     </a:stretch>
@@ -4118,7 +4528,7 @@
         <w:drawing>
           <wp:inline xmlns:a="http://schemas.openxmlformats.org/drawingml/2006/main" xmlns:pic="http://schemas.openxmlformats.org/drawingml/2006/picture">
             <wp:extent cx="5040000" cy="2122380"/>
-            <wp:docPr id="13" name="Picture 13"/>
+            <wp:docPr id="14" name="Picture 14"/>
             <wp:cNvGraphicFramePr>
               <a:graphicFrameLocks noChangeAspect="1"/>
             </wp:cNvGraphicFramePr>
@@ -4130,7 +4540,7 @@
                     <pic:cNvPicPr/>
                   </pic:nvPicPr>
                   <pic:blipFill>
-                    <a:blip r:embed="rId21"/>
+                    <a:blip r:embed="rId22"/>
                     <a:stretch>
                       <a:fillRect/>
                     </a:stretch>
@@ -4328,7 +4738,7 @@
         <w:drawing>
           <wp:inline xmlns:a="http://schemas.openxmlformats.org/drawingml/2006/main" xmlns:pic="http://schemas.openxmlformats.org/drawingml/2006/picture">
             <wp:extent cx="5040000" cy="2117581"/>
-            <wp:docPr id="14" name="Picture 14"/>
+            <wp:docPr id="15" name="Picture 15"/>
             <wp:cNvGraphicFramePr>
               <a:graphicFrameLocks noChangeAspect="1"/>
             </wp:cNvGraphicFramePr>
@@ -4340,7 +4750,7 @@
                     <pic:cNvPicPr/>
                   </pic:nvPicPr>
                   <pic:blipFill>
-                    <a:blip r:embed="rId22"/>
+                    <a:blip r:embed="rId23"/>
                     <a:stretch>
                       <a:fillRect/>
                     </a:stretch>
@@ -4506,7 +4916,7 @@
         <w:drawing>
           <wp:inline xmlns:a="http://schemas.openxmlformats.org/drawingml/2006/main" xmlns:pic="http://schemas.openxmlformats.org/drawingml/2006/picture">
             <wp:extent cx="5040000" cy="2120041"/>
-            <wp:docPr id="15" name="Picture 15"/>
+            <wp:docPr id="16" name="Picture 16"/>
             <wp:cNvGraphicFramePr>
               <a:graphicFrameLocks noChangeAspect="1"/>
             </wp:cNvGraphicFramePr>
@@ -4518,7 +4928,7 @@
                     <pic:cNvPicPr/>
                   </pic:nvPicPr>
                   <pic:blipFill>
-                    <a:blip r:embed="rId23"/>
+                    <a:blip r:embed="rId24"/>
                     <a:stretch>
                       <a:fillRect/>
                     </a:stretch>
@@ -4716,7 +5126,7 @@
         <w:drawing>
           <wp:inline xmlns:a="http://schemas.openxmlformats.org/drawingml/2006/main" xmlns:pic="http://schemas.openxmlformats.org/drawingml/2006/picture">
             <wp:extent cx="5040000" cy="2151338"/>
-            <wp:docPr id="16" name="Picture 16"/>
+            <wp:docPr id="17" name="Picture 17"/>
             <wp:cNvGraphicFramePr>
               <a:graphicFrameLocks noChangeAspect="1"/>
             </wp:cNvGraphicFramePr>
@@ -4728,7 +5138,7 @@
                     <pic:cNvPicPr/>
                   </pic:nvPicPr>
                   <pic:blipFill>
-                    <a:blip r:embed="rId24"/>
+                    <a:blip r:embed="rId25"/>
                     <a:stretch>
                       <a:fillRect/>
                     </a:stretch>
@@ -4910,7 +5320,7 @@
         <w:drawing>
           <wp:inline xmlns:a="http://schemas.openxmlformats.org/drawingml/2006/main" xmlns:pic="http://schemas.openxmlformats.org/drawingml/2006/picture">
             <wp:extent cx="5040000" cy="1938059"/>
-            <wp:docPr id="17" name="Picture 17"/>
+            <wp:docPr id="18" name="Picture 18"/>
             <wp:cNvGraphicFramePr>
               <a:graphicFrameLocks noChangeAspect="1"/>
             </wp:cNvGraphicFramePr>
@@ -4922,7 +5332,7 @@
                     <pic:cNvPicPr/>
                   </pic:nvPicPr>
                   <pic:blipFill>
-                    <a:blip r:embed="rId25"/>
+                    <a:blip r:embed="rId26"/>
                     <a:stretch>
                       <a:fillRect/>
                     </a:stretch>
@@ -5099,6 +5509,645 @@
     </w:p>
     <w:p/>
     <w:p>
+      <w:pPr>
+        <w:pStyle w:val="Heading2"/>
+      </w:pPr>
+      <w:r>
+        <w:rPr>
+          <w:rFonts w:ascii="Calibri" w:hAnsi="Calibri"/>
+          <w:color w:val="1F3864"/>
+        </w:rPr>
+        <w:t>Análises de Sensibilidade — Konfound, E-values e Oster δ*</w:t>
+      </w:r>
+    </w:p>
+    <w:p>
+      <w:pPr>
+        <w:spacing w:before="80" w:after="120"/>
+        <w:jc w:val="left"/>
+      </w:pPr>
+      <w:r>
+        <w:rPr>
+          <w:rFonts w:ascii="Calibri" w:hAnsi="Calibri"/>
+          <w:b/>
+          <w:i w:val="0"/>
+          <w:color w:val="1F3864"/>
+          <w:sz w:val="22"/>
+        </w:rPr>
+        <w:t>Como ler:</w:t>
+      </w:r>
+    </w:p>
+    <w:p>
+      <w:pPr>
+        <w:pStyle w:val="ListBullet"/>
+        <w:spacing w:after="60"/>
+        <w:ind w:left="283"/>
+      </w:pPr>
+      <w:r>
+        <w:rPr>
+          <w:rFonts w:ascii="Calibri" w:hAnsi="Calibri"/>
+          <w:b w:val="0"/>
+          <w:i w:val="0"/>
+          <w:sz w:val="22"/>
+        </w:rPr>
+        <w:t>Konfound (pkonfound): quantos casos precisariam ser trocados de trat./controle, ou qual % dos casos precisaria estar mal alocado, para reverter a conclusão. Quanto maior, mais robusto.</w:t>
+      </w:r>
+    </w:p>
+    <w:p>
+      <w:pPr>
+        <w:pStyle w:val="ListBullet"/>
+        <w:spacing w:after="60"/>
+        <w:ind w:left="283"/>
+      </w:pPr>
+      <w:r>
+        <w:rPr>
+          <w:rFonts w:ascii="Calibri" w:hAnsi="Calibri"/>
+          <w:b w:val="0"/>
+          <w:i w:val="0"/>
+          <w:sz w:val="22"/>
+        </w:rPr>
+        <w:t>E-value (VanderWeele &amp; Ding, 2017): qual a magnitude mínima de uma variável omitida (como razão de risco) para anular o efeito observado. E-value ≥ 2 indica boa resistência.</w:t>
+      </w:r>
+    </w:p>
+    <w:p>
+      <w:pPr>
+        <w:pStyle w:val="ListBullet"/>
+        <w:spacing w:after="60"/>
+        <w:ind w:left="283"/>
+      </w:pPr>
+      <w:r>
+        <w:rPr>
+          <w:rFonts w:ascii="Calibri" w:hAnsi="Calibri"/>
+          <w:b w:val="0"/>
+          <w:i w:val="0"/>
+          <w:sz w:val="22"/>
+        </w:rPr>
+        <w:t>Oster δ*: qual proporção da variação total dos controles observados seria necessária nos não-observados para anular o efeito. δ* negativo confirma robustez (variáveis omitidas teriam que atuar na direção contrária).</w:t>
+      </w:r>
+    </w:p>
+    <w:p>
+      <w:pPr>
+        <w:spacing w:before="80" w:after="120"/>
+        <w:jc w:val="left"/>
+      </w:pPr>
+      <w:r>
+        <w:rPr>
+          <w:rFonts w:ascii="Calibri" w:hAnsi="Calibri"/>
+          <w:b/>
+          <w:i w:val="0"/>
+          <w:color w:val="1F3864"/>
+          <w:sz w:val="22"/>
+        </w:rPr>
+        <w:t>Resultados:</w:t>
+      </w:r>
+    </w:p>
+    <w:p>
+      <w:pPr>
+        <w:pStyle w:val="ListBullet"/>
+        <w:spacing w:after="60"/>
+        <w:ind w:left="283"/>
+      </w:pPr>
+      <w:r>
+        <w:rPr>
+          <w:rFonts w:ascii="Calibri" w:hAnsi="Calibri"/>
+          <w:b w:val="0"/>
+          <w:i w:val="0"/>
+          <w:sz w:val="22"/>
+        </w:rPr>
+        <w:t>Konfound HLM: M1=99,5%; M2=M3=98,8%; M4=98,5% — quase 100% dos casos precisariam ser mal alocados para reverter a conclusão de discriminação.</w:t>
+      </w:r>
+    </w:p>
+    <w:p>
+      <w:pPr>
+        <w:pStyle w:val="ListBullet"/>
+        <w:spacing w:after="60"/>
+        <w:ind w:left="283"/>
+      </w:pPr>
+      <w:r>
+        <w:rPr>
+          <w:rFonts w:ascii="Calibri" w:hAnsi="Calibri"/>
+          <w:b w:val="0"/>
+          <w:i w:val="0"/>
+          <w:sz w:val="22"/>
+        </w:rPr>
+        <w:t>OLS subestima: gap OLS=43,8%–48,5% vs HLM=50,8%–53,0% (Δ=5,4–9,7 p.p.) — o viés de subestimação do OLS fica em torno de 9,7 p.p. em M1 e 5,4 p.p. em M4.</w:t>
+      </w:r>
+    </w:p>
+    <w:p>
+      <w:pPr>
+        <w:pStyle w:val="ListBullet"/>
+        <w:spacing w:after="60"/>
+        <w:ind w:left="283"/>
+      </w:pPr>
+      <w:r>
+        <w:rPr>
+          <w:rFonts w:ascii="Calibri" w:hAnsi="Calibri"/>
+          <w:b w:val="0"/>
+          <w:i w:val="0"/>
+          <w:sz w:val="22"/>
+        </w:rPr>
+        <w:t>E-values GLMM: M1=2,174; M2=2,038 — variável omitida precisaria ter associação 2,0–2,2× com raça E com acesso a ocupações para eliminar o OR.</w:t>
+      </w:r>
+    </w:p>
+    <w:p>
+      <w:pPr>
+        <w:pStyle w:val="ListBullet"/>
+        <w:spacing w:after="60"/>
+        <w:ind w:left="283"/>
+      </w:pPr>
+      <w:r>
+        <w:rPr>
+          <w:rFonts w:ascii="Calibri" w:hAnsi="Calibri"/>
+          <w:b w:val="0"/>
+          <w:i w:val="0"/>
+          <w:sz w:val="22"/>
+        </w:rPr>
+        <w:t>Oster δ*: M1=−0,48; M2=−0,43; M4=−0,39 — todos negativos, confirmando que variáveis omitidas teriam que atenuar (não amplificar) para anular o gap.</w:t>
+      </w:r>
+    </w:p>
+    <w:p>
+      <w:pPr>
+        <w:spacing w:before="80" w:after="40"/>
+      </w:pPr>
+      <w:r>
+        <w:rPr>
+          <w:rFonts w:ascii="Calibri" w:hAnsi="Calibri"/>
+          <w:b/>
+          <w:i w:val="0"/>
+          <w:color w:val="2E7D32"/>
+          <w:sz w:val="22"/>
+        </w:rPr>
+        <w:t>▌ O que dizer se perguntarem sobre endogeneidade ou variáveis omitidas:</w:t>
+      </w:r>
+    </w:p>
+    <w:p>
+      <w:pPr>
+        <w:spacing w:after="40"/>
+        <w:ind w:left="454"/>
+      </w:pPr>
+      <w:r>
+        <w:rPr>
+          <w:rFonts w:ascii="Calibri" w:hAnsi="Calibri"/>
+          <w:b w:val="0"/>
+          <w:i w:val="0"/>
+          <w:sz w:val="21"/>
+        </w:rPr>
+        <w:t>'Testei três frameworks de sensibilidade independentes. O pkonfound mostra que seria necessário reclassificar ~99% das observações para reverter a conclusão — impossível dado o N=7,7 milhões. O E-value ≥2,0 exige que uma variável omitida tenha associação dobrada com raça E com renda simultaneamente — sem candidato plausível. E o Oster δ* negativo significa que a seleção nas variáveis omitidas teria que ser na direção oposta à seleção observada. Os três convergem: o resultado é robusto.'</w:t>
+      </w:r>
+    </w:p>
+    <w:p/>
+    <w:p>
+      <w:pPr>
+        <w:pStyle w:val="Heading2"/>
+      </w:pPr>
+      <w:r>
+        <w:rPr>
+          <w:rFonts w:ascii="Calibri" w:hAnsi="Calibri"/>
+          <w:color w:val="1F3864"/>
+        </w:rPr>
+        <w:t>Análises Complementares — Heckman, Tendência Temporal e Event Study COVID</w:t>
+      </w:r>
+    </w:p>
+    <w:p>
+      <w:pPr>
+        <w:spacing w:before="80" w:after="120"/>
+        <w:jc w:val="left"/>
+      </w:pPr>
+      <w:r>
+        <w:rPr>
+          <w:rFonts w:ascii="Calibri" w:hAnsi="Calibri"/>
+          <w:b/>
+          <w:i w:val="0"/>
+          <w:color w:val="1F3864"/>
+          <w:sz w:val="22"/>
+        </w:rPr>
+        <w:t>Correção de Seleção Amostral (Heckman):</w:t>
+      </w:r>
+    </w:p>
+    <w:p>
+      <w:pPr>
+        <w:pStyle w:val="ListBullet"/>
+        <w:spacing w:after="60"/>
+        <w:ind w:left="283"/>
+      </w:pPr>
+      <w:r>
+        <w:rPr>
+          <w:rFonts w:ascii="Calibri" w:hAnsi="Calibri"/>
+          <w:b w:val="0"/>
+          <w:i w:val="0"/>
+          <w:sz w:val="22"/>
+        </w:rPr>
+        <w:t>Problema: analisamos apenas quem tem renda (PEA ocupada). A seleção para participar do mercado de trabalho pode ser endógena — se negros participam menos, o gap observado é subestimado.</w:t>
+      </w:r>
+    </w:p>
+    <w:p>
+      <w:pPr>
+        <w:pStyle w:val="ListBullet"/>
+        <w:spacing w:after="60"/>
+        <w:ind w:left="283"/>
+      </w:pPr>
+      <w:r>
+        <w:rPr>
+          <w:rFonts w:ascii="Calibri" w:hAnsi="Calibri"/>
+          <w:b w:val="0"/>
+          <w:i w:val="0"/>
+          <w:sz w:val="22"/>
+        </w:rPr>
+        <w:t>Modelo de seleção (Probit 1ª etapa): educação, idade, número de filhos, presença de cônjuge → gera lambda de Mills (λ).</w:t>
+      </w:r>
+    </w:p>
+    <w:p>
+      <w:pPr>
+        <w:pStyle w:val="ListBullet"/>
+        <w:spacing w:after="60"/>
+        <w:ind w:left="283"/>
+      </w:pPr>
+      <w:r>
+        <w:rPr>
+          <w:rFonts w:ascii="Calibri" w:hAnsi="Calibri"/>
+          <w:b w:val="0"/>
+          <w:i w:val="0"/>
+          <w:sz w:val="22"/>
+        </w:rPr>
+        <w:t>Resultado: λ=−1,985 (***) — seleção amostral significativa e negativa. Gap OLS=−9,71% → Gap Heckman=−7,41% (Δ=+2,3 p.p.): o gap bruto estava SUBESTIMADO; negros mais excluídos do mercado atenuavam o gap aparente.</w:t>
+      </w:r>
+    </w:p>
+    <w:p>
+      <w:pPr>
+        <w:spacing w:before="80" w:after="120"/>
+        <w:jc w:val="left"/>
+      </w:pPr>
+      <w:r>
+        <w:rPr>
+          <w:rFonts w:ascii="Calibri" w:hAnsi="Calibri"/>
+          <w:b/>
+          <w:i w:val="0"/>
+          <w:color w:val="1F3864"/>
+          <w:sz w:val="22"/>
+        </w:rPr>
+        <w:t>Tendência Temporal e Teste de Chow:</w:t>
+      </w:r>
+    </w:p>
+    <w:p>
+      <w:pPr>
+        <w:pStyle w:val="ListBullet"/>
+        <w:spacing w:after="60"/>
+        <w:ind w:left="283"/>
+      </w:pPr>
+      <w:r>
+        <w:rPr>
+          <w:rFonts w:ascii="Calibri" w:hAnsi="Calibri"/>
+          <w:b w:val="0"/>
+          <w:i w:val="0"/>
+          <w:sz w:val="22"/>
+        </w:rPr>
+        <w:t>Gap anual estimado: a discriminação racial mantém-se estável ao longo do período (tendência linear δ=0,0008/ano, não significativa).</w:t>
+      </w:r>
+    </w:p>
+    <w:p>
+      <w:pPr>
+        <w:pStyle w:val="ListBullet"/>
+        <w:spacing w:after="60"/>
+        <w:ind w:left="283"/>
+      </w:pPr>
+      <w:r>
+        <w:rPr>
+          <w:rFonts w:ascii="Calibri" w:hAnsi="Calibri"/>
+          <w:b w:val="0"/>
+          <w:i w:val="0"/>
+          <w:sz w:val="22"/>
+        </w:rPr>
+        <w:t>Teste de Chow (2020): F(2,6)=7,012; p=0,027 — quebra estrutural significativa em 2020 (pandemia). O gap racial NÃO teve convergência pré-COVID.</w:t>
+      </w:r>
+    </w:p>
+    <w:p>
+      <w:pPr>
+        <w:spacing w:before="80" w:after="120"/>
+        <w:jc w:val="left"/>
+      </w:pPr>
+      <w:r>
+        <w:rPr>
+          <w:rFonts w:ascii="Calibri" w:hAnsi="Calibri"/>
+          <w:b/>
+          <w:i w:val="0"/>
+          <w:color w:val="1F3864"/>
+          <w:sz w:val="22"/>
+        </w:rPr>
+        <w:t>Event Study COVID (DiD):</w:t>
+      </w:r>
+    </w:p>
+    <w:p>
+      <w:pPr>
+        <w:pStyle w:val="ListBullet"/>
+        <w:spacing w:after="60"/>
+        <w:ind w:left="283"/>
+      </w:pPr>
+      <w:r>
+        <w:rPr>
+          <w:rFonts w:ascii="Calibri" w:hAnsi="Calibri"/>
+          <w:b w:val="0"/>
+          <w:i w:val="0"/>
+          <w:sz w:val="22"/>
+        </w:rPr>
+        <w:t>Tratamento: pós-2020 (COVID). Estimativa: τ=+0,015; SE=0,007; p=0,025.</w:t>
+      </w:r>
+    </w:p>
+    <w:p>
+      <w:pPr>
+        <w:pStyle w:val="ListBullet"/>
+        <w:spacing w:after="60"/>
+        <w:ind w:left="283"/>
+      </w:pPr>
+      <w:r>
+        <w:rPr>
+          <w:rFonts w:ascii="Calibri" w:hAnsi="Calibri"/>
+          <w:b w:val="0"/>
+          <w:i w:val="0"/>
+          <w:sz w:val="22"/>
+        </w:rPr>
+        <w:t>Interpretação: a pandemia AMPLIOU o gap racial em 1,5 p.p. de log-renda — negros foram desproporcionalmente afetados pelo choque COVID.</w:t>
+      </w:r>
+    </w:p>
+    <w:p>
+      <w:pPr>
+        <w:spacing w:before="80" w:after="40"/>
+      </w:pPr>
+      <w:r>
+        <w:rPr>
+          <w:rFonts w:ascii="Calibri" w:hAnsi="Calibri"/>
+          <w:b/>
+          <w:i w:val="0"/>
+          <w:color w:val="1F3864"/>
+          <w:sz w:val="22"/>
+        </w:rPr>
+        <w:t>▌ O que dizer se perguntarem sobre essas análises:</w:t>
+      </w:r>
+    </w:p>
+    <w:p>
+      <w:pPr>
+        <w:spacing w:after="40"/>
+        <w:ind w:left="454"/>
+      </w:pPr>
+      <w:r>
+        <w:rPr>
+          <w:rFonts w:ascii="Calibri" w:hAnsi="Calibri"/>
+          <w:b w:val="0"/>
+          <w:i w:val="0"/>
+          <w:sz w:val="21"/>
+        </w:rPr>
+        <w:t>'O Heckman resolve a crítica de que estamos vendo apenas os 'bem-sucedidos'. O resultado (λ negativo e gap que cresce com a correção) indica que a exclusão racial do mercado de trabalho é real e que os excluídos estariam em situação ainda pior.'</w:t>
+      </w:r>
+    </w:p>
+    <w:p>
+      <w:pPr>
+        <w:spacing w:after="40"/>
+        <w:ind w:left="454"/>
+      </w:pPr>
+      <w:r>
+        <w:rPr>
+          <w:rFonts w:ascii="Calibri" w:hAnsi="Calibri"/>
+          <w:b w:val="0"/>
+          <w:i w:val="0"/>
+          <w:sz w:val="21"/>
+        </w:rPr>
+        <w:t>'O Chow e o DiD mostram que o gap não convergiu com o tempo — ao contrário, a pandemia o ampliou. Isso afasta a hipótese de convergência gradual pela educação e reforça a necessidade de intervenção estrutural.'</w:t>
+      </w:r>
+    </w:p>
+    <w:p/>
+    <w:p>
+      <w:pPr>
+        <w:pStyle w:val="Heading2"/>
+      </w:pPr>
+      <w:r>
+        <w:rPr>
+          <w:rFonts w:ascii="Calibri" w:hAnsi="Calibri"/>
+          <w:color w:val="1F3864"/>
+        </w:rPr>
+        <w:t>Pesquisa Operacional — Priorização de Políticas (TOPSIS, AHP, LP)</w:t>
+      </w:r>
+    </w:p>
+    <w:p>
+      <w:pPr>
+        <w:spacing w:before="80" w:after="120"/>
+        <w:jc w:val="left"/>
+      </w:pPr>
+      <w:r>
+        <w:rPr>
+          <w:rFonts w:ascii="Calibri" w:hAnsi="Calibri"/>
+          <w:b/>
+          <w:i w:val="0"/>
+          <w:color w:val="1F3864"/>
+          <w:sz w:val="22"/>
+        </w:rPr>
+        <w:t>O que é e por que está na dissertação:</w:t>
+      </w:r>
+    </w:p>
+    <w:p>
+      <w:pPr>
+        <w:pStyle w:val="ListBullet"/>
+        <w:spacing w:after="60"/>
+        <w:ind w:left="283"/>
+      </w:pPr>
+      <w:r>
+        <w:rPr>
+          <w:rFonts w:ascii="Calibri" w:hAnsi="Calibri"/>
+          <w:b w:val="0"/>
+          <w:i w:val="0"/>
+          <w:sz w:val="22"/>
+        </w:rPr>
+        <w:t>PO (Pesquisa Operacional) transforma o diagnóstico empírico em recomendações de política priorizadas objetivamente. Sem PO, a dissertação terminaria com 'há discriminação' — com PO, termina com 'e aqui está a política mais custo-eficaz para combatê-la, formalmente justificada'.</w:t>
+      </w:r>
+    </w:p>
+    <w:p>
+      <w:pPr>
+        <w:pStyle w:val="ListBullet"/>
+        <w:spacing w:after="60"/>
+        <w:ind w:left="283"/>
+      </w:pPr>
+      <w:r>
+        <w:rPr>
+          <w:rFonts w:ascii="Calibri" w:hAnsi="Calibri"/>
+          <w:b w:val="0"/>
+          <w:i w:val="0"/>
+          <w:sz w:val="22"/>
+        </w:rPr>
+        <w:t>Métodos: TOPSIS (ranking multicritério), AHP (pesos dos critérios, CR=0,004 ← consistente), LP (Programação Linear com restrição orçamentária), Pareto frontier (eficiência custo × impacto).</w:t>
+      </w:r>
+    </w:p>
+    <w:p>
+      <w:pPr>
+        <w:spacing w:before="80" w:after="120"/>
+        <w:jc w:val="left"/>
+      </w:pPr>
+      <w:r>
+        <w:rPr>
+          <w:rFonts w:ascii="Calibri" w:hAnsi="Calibri"/>
+          <w:b/>
+          <w:i w:val="0"/>
+          <w:color w:val="1F3864"/>
+          <w:sz w:val="22"/>
+        </w:rPr>
+        <w:t>TOPSIS — Ranking de Políticas (critérios: impacto no gap, custo, viabilidade, prazo):</w:t>
+      </w:r>
+    </w:p>
+    <w:p>
+      <w:pPr>
+        <w:pStyle w:val="ListBullet"/>
+        <w:spacing w:after="60"/>
+        <w:ind w:left="283"/>
+      </w:pPr>
+      <w:r>
+        <w:rPr>
+          <w:rFonts w:ascii="Calibri" w:hAnsi="Calibri"/>
+          <w:b w:val="0"/>
+          <w:i w:val="0"/>
+          <w:sz w:val="22"/>
+        </w:rPr>
+        <w:t>#1 Cotas em CBO 1–4 (P1): CC=0,799 — política mais próxima da 'solução ideal'. Ataca diretamente o mecanismo de exclusão de acesso a ocupações qualificadas que explica 84% do gap via dotações.</w:t>
+      </w:r>
+    </w:p>
+    <w:p>
+      <w:pPr>
+        <w:pStyle w:val="ListBullet"/>
+        <w:spacing w:after="60"/>
+        <w:ind w:left="283"/>
+      </w:pPr>
+      <w:r>
+        <w:rPr>
+          <w:rFonts w:ascii="Calibri" w:hAnsi="Calibri"/>
+          <w:b w:val="0"/>
+          <w:i w:val="0"/>
+          <w:sz w:val="22"/>
+        </w:rPr>
+        <w:t>#2 Equidade Educacional (P2): CC=0,558 — segunda mais eficiente. Reduz o componente de dotações educacionais.</w:t>
+      </w:r>
+    </w:p>
+    <w:p>
+      <w:pPr>
+        <w:pStyle w:val="ListBullet"/>
+        <w:spacing w:after="60"/>
+        <w:ind w:left="283"/>
+      </w:pPr>
+      <w:r>
+        <w:rPr>
+          <w:rFonts w:ascii="Calibri" w:hAnsi="Calibri"/>
+          <w:b w:val="0"/>
+          <w:i w:val="0"/>
+          <w:sz w:val="22"/>
+        </w:rPr>
+        <w:t>#3 Mentoria e Redes (P3): CC=0,388 — responde diretamente ao achado da SNA (betweenness=0 para negros = sem capital social estrutural).</w:t>
+      </w:r>
+    </w:p>
+    <w:p>
+      <w:pPr>
+        <w:pStyle w:val="ListBullet"/>
+        <w:spacing w:after="60"/>
+        <w:ind w:left="283"/>
+      </w:pPr>
+      <w:r>
+        <w:rPr>
+          <w:rFonts w:ascii="Calibri" w:hAnsi="Calibri"/>
+          <w:b w:val="0"/>
+          <w:i w:val="0"/>
+          <w:sz w:val="22"/>
+        </w:rPr>
+        <w:t>#4 Transparência Salarial (P4): CC=0,324 — ataca os retornos diferenciais (16%).</w:t>
+      </w:r>
+    </w:p>
+    <w:p>
+      <w:pPr>
+        <w:pStyle w:val="ListBullet"/>
+        <w:spacing w:after="60"/>
+        <w:ind w:left="283"/>
+      </w:pPr>
+      <w:r>
+        <w:rPr>
+          <w:rFonts w:ascii="Calibri" w:hAnsi="Calibri"/>
+          <w:b w:val="0"/>
+          <w:i w:val="0"/>
+          <w:sz w:val="22"/>
+        </w:rPr>
+        <w:t>PL-1 (Cotas CBO): projeta redução de 24% do gap bruto em simulações de LP.</w:t>
+      </w:r>
+    </w:p>
+    <w:p>
+      <w:pPr>
+        <w:spacing w:before="80" w:after="120"/>
+        <w:jc w:val="left"/>
+      </w:pPr>
+      <w:r>
+        <w:rPr>
+          <w:rFonts w:ascii="Calibri" w:hAnsi="Calibri"/>
+          <w:b/>
+          <w:i w:val="0"/>
+          <w:color w:val="1F3864"/>
+          <w:sz w:val="22"/>
+        </w:rPr>
+        <w:t>AHP — Consistência dos Pesos:</w:t>
+      </w:r>
+    </w:p>
+    <w:p>
+      <w:pPr>
+        <w:pStyle w:val="ListBullet"/>
+        <w:spacing w:after="60"/>
+        <w:ind w:left="283"/>
+      </w:pPr>
+      <w:r>
+        <w:rPr>
+          <w:rFonts w:ascii="Calibri" w:hAnsi="Calibri"/>
+          <w:b w:val="0"/>
+          <w:i w:val="0"/>
+          <w:sz w:val="22"/>
+        </w:rPr>
+        <w:t>CR=0,004 (&lt; 0,10 = aceitável). A matriz de comparação por pares de critérios é consistente — os pesos refletem preferências racionais e transitivas.</w:t>
+      </w:r>
+    </w:p>
+    <w:p>
+      <w:pPr>
+        <w:spacing w:before="80" w:after="40"/>
+      </w:pPr>
+      <w:r>
+        <w:rPr>
+          <w:rFonts w:ascii="Calibri" w:hAnsi="Calibri"/>
+          <w:b/>
+          <w:i w:val="0"/>
+          <w:color w:val="FF8F00"/>
+          <w:sz w:val="22"/>
+        </w:rPr>
+        <w:t>▌ O que dizer se perguntarem sobre PO:</w:t>
+      </w:r>
+    </w:p>
+    <w:p>
+      <w:pPr>
+        <w:spacing w:after="40"/>
+        <w:ind w:left="454"/>
+      </w:pPr>
+      <w:r>
+        <w:rPr>
+          <w:rFonts w:ascii="Calibri" w:hAnsi="Calibri"/>
+          <w:b w:val="0"/>
+          <w:i w:val="0"/>
+          <w:sz w:val="21"/>
+        </w:rPr>
+        <w:t>'A PO não é um método avaliativo adicional — é a tradução dos resultados empíricos em ação. A decomposição OB mostra que 84% do gap é de dotações → isso informa os pesos do TOPSIS. A SNA mostra que betweenness=0 → isso entra no critério de viabilidade da política P3. Os métodos são encadeados: diagnóstico → priorização → simulação.'</w:t>
+      </w:r>
+    </w:p>
+    <w:p>
+      <w:pPr>
+        <w:spacing w:after="40"/>
+        <w:ind w:left="454"/>
+      </w:pPr>
+      <w:r>
+        <w:rPr>
+          <w:rFonts w:ascii="Calibri" w:hAnsi="Calibri"/>
+          <w:b w:val="0"/>
+          <w:i w:val="0"/>
+          <w:sz w:val="21"/>
+        </w:rPr>
+        <w:t>'O TOPSIS é um método multi-critério MCDM clássico (Hwang &amp; Yoon, 1981). Ele ranqueia alternativas pela distância relativa à solução ideal e à pior solução. CR&lt;0,10 no AHP é o padrão de consistência de Saaty (1980) — garantia de que os pesos derivados da comparação por pares são internamente consistentes.'</w:t>
+      </w:r>
+    </w:p>
+    <w:p/>
+    <w:p>
       <w:r>
         <w:br w:type="page"/>
       </w:r>
@@ -5416,7 +6465,7 @@
           <w:i w:val="0"/>
           <w:sz w:val="22"/>
         </w:rPr>
-        <w:t>β₁ (negro): log-odds de negro vs branco. OR M1=0,705 (sem contexto); OR M2=0,747 (com efeito aleatório de UPA).</w:t>
+        <w:t>β₁ (negro): log-odds de negro vs branco. OR M1=0,704 (sem contexto); OR M2=0,747 (com efeito aleatório de UPA).</w:t>
       </w:r>
     </w:p>
     <w:p>

--- a/guia_estudo_defesa.docx
+++ b/guia_estudo_defesa.docx
@@ -2145,7 +2145,7 @@
           <w:i w:val="0"/>
           <w:sz w:val="21"/>
         </w:rPr>
-        <w:t>'Este gráfico é o primeiro diagnóstico visual da segregação ocupacional. A razão de 0,42 nos Dirigentes não é explicada por diferença de escolaridade — quando controlamos por educação no GLMM (lme4), o OR permanece em 0,747. Isso confirma que parte substancial da sub-representação é discriminação de acesso, não apenas diferença de capital humano.'</w:t>
+        <w:t>'Este gráfico é o primeiro diagnóstico visual da segregação ocupacional. A razão de 0,42 nos Dirigentes não é explicada por diferença de escolaridade — quando controlamos por educação no GLMM (lme4), o OR permanece em 0,691. Isso confirma que parte substancial da sub-representação é discriminação de acesso, não apenas diferença de capital humano.'</w:t>
       </w:r>
     </w:p>
     <w:p/>
@@ -2909,7 +2909,7 @@
           <w:i w:val="0"/>
           <w:sz w:val="22"/>
         </w:rPr>
-        <w:t>M1 (sem efeito aleatório de contexto): OR=0,704 — negros têm 29,6% menos chance. ICC M1=26,2% (variação entre UPAs elevada).</w:t>
+        <w:t>M1 (sem efeito aleatório de contexto): OR=0,674 — negros têm 32,6% menos chance. ICC M1=22,2% (variação entre UPAs elevada). N=7.694.198 (PEA completa).</w:t>
       </w:r>
     </w:p>
     <w:p>
@@ -2925,7 +2925,7 @@
           <w:i w:val="0"/>
           <w:sz w:val="22"/>
         </w:rPr>
-        <w:t>M2 (com efeito aleatório de UPA): OR=0,747 — após controlar o contexto local, negros têm 25,3% menos chance. ICC M2=22,5%.</w:t>
+        <w:t>M2 (com efeito aleatório de UPA): OR=0,691 — após controlar o contexto local, negros têm 30,9% menos chance. ICC M2=10,8%.</w:t>
       </w:r>
     </w:p>
     <w:p>
@@ -2957,7 +2957,7 @@
           <w:i w:val="0"/>
           <w:sz w:val="22"/>
         </w:rPr>
-        <w:t>AME M1 = −1,30 p.p.: sem controle de contexto, negros têm 1,30 p.p. a menos de probabilidade de ocupação qualificada.</w:t>
+        <w:t>AME M1 = −5,16 p.p.: sem controle de contexto, negros têm 5,16 p.p. a menos de probabilidade de ocupação qualificada.</w:t>
       </w:r>
     </w:p>
     <w:p>
@@ -2973,7 +2973,7 @@
           <w:i w:val="0"/>
           <w:sz w:val="22"/>
         </w:rPr>
-        <w:t>AME M2 = −1,07 p.p.: com efeito aleatório de UPA, o efeito líquido de ser negro é −1,07 p.p. — discriminação pura de acesso após controlar moradia e contexto.</w:t>
+        <w:t>AME M2 = −4,84 p.p.: com efeito aleatório de UPA, o efeito líquido de ser negro é −4,84 p.p. — discriminação pura de acesso após controlar moradia e contexto.</w:t>
       </w:r>
     </w:p>
     <w:p>
@@ -3018,7 +3018,7 @@
           <w:i w:val="0"/>
           <w:sz w:val="21"/>
         </w:rPr>
-        <w:t>'O GLMM (Generalized Linear Mixed Model) é a extensão natural do HLM para variáveis binárias. Ao usar lme4::glmer com efeitos aleatórios por UPA, capturo a mesma estrutura hierárquica do HLM aplicada ao modelo de acesso a ocupações. O ICC=26,2% em M1 confirma que há variância substancial entre UPAs — ignorar essa hierarquia produziria erros padrão subestimados e OR's viesados.'</w:t>
+        <w:t>'O GLMM (Generalized Linear Mixed Model) é a extensão natural do HLM para variáveis binárias. Ao usar lme4::glmer com efeitos aleatórios por UPA, capturo a mesma estrutura hierárquica do HLM aplicada ao modelo de acesso a ocupações. O ICC=22,2% em M1 confirma que há variância substancial entre UPAs — ignorar essa hierarquia produziria erros padrão subestimados e OR's viesados.'</w:t>
       </w:r>
     </w:p>
     <w:p/>
@@ -5645,7 +5645,7 @@
           <w:i w:val="0"/>
           <w:sz w:val="22"/>
         </w:rPr>
-        <w:t>E-values GLMM: M1=2,174; M2=2,038 — variável omitida precisaria ter associação 2,0–2,2× com raça E com acesso a ocupações para eliminar o OR.</w:t>
+        <w:t>E-values GLMM lme4 (PEA completa): M1=2,331; M2=2,254 — variável omitida precisaria ter associação ≥2,3× com raça E com acesso a ocupações para eliminar o OR.</w:t>
       </w:r>
     </w:p>
     <w:p>
@@ -6465,7 +6465,7 @@
           <w:i w:val="0"/>
           <w:sz w:val="22"/>
         </w:rPr>
-        <w:t>β₁ (negro): log-odds de negro vs branco. OR M1=0,704 (sem contexto); OR M2=0,747 (com efeito aleatório de UPA).</w:t>
+        <w:t>β₁ (negro): log-odds de negro vs branco. OR M1=0,674 (sem contexto); OR M2=0,691 (com efeito aleatório de UPA). N=7.694.198 (PEA completa).</w:t>
       </w:r>
     </w:p>
     <w:p>
@@ -6481,7 +6481,7 @@
           <w:i w:val="0"/>
           <w:sz w:val="22"/>
         </w:rPr>
-        <w:t>u₀j: efeito aleatório de UPA j — capta a heterogeneidade entre bairros. ICC M1=26,2% | ICC M2=22,5%.</w:t>
+        <w:t>u₀j: efeito aleatório de UPA j — capta a heterogeneidade entre bairros. ICC M1=22,2% | ICC M2=10,8%.</w:t>
       </w:r>
     </w:p>
     <w:p>
@@ -6513,7 +6513,7 @@
           <w:i w:val="0"/>
           <w:sz w:val="22"/>
         </w:rPr>
-        <w:t>AME M1=−1,30 p.p. | AME M2=−1,07 p.p.: interpretados como diferença de probabilidade de ocupação qualificada atribuída à raça, todas as demais características iguais.</w:t>
+        <w:t>AME M1=−5,16 p.p. | AME M2=−4,84 p.p.: interpretados como diferença de probabilidade de ocupação qualificada atribuída à raça, todas as demais características iguais.</w:t>
       </w:r>
     </w:p>
     <w:p>

--- a/guia_estudo_defesa.docx
+++ b/guia_estudo_defesa.docx
@@ -3591,7 +3591,7 @@
           <w:i w:val="0"/>
           <w:sz w:val="22"/>
         </w:rPr>
-        <w:t>Mulher Branca: gap=46,6% — 79% dotações / 109% retornos (retornos negativos, indicando discriminação de gênero pura). Sem penalidade de raça.</w:t>
+        <w:t>Mulher Branca: gap=46,6% — dotações negativas (−8,9%) / retornos 109% (retornos amplificam o gap: discriminação de gênero pura explica mais de 100%). Sem penalidade de raça.</w:t>
       </w:r>
     </w:p>
     <w:p>
@@ -5864,7 +5864,7 @@
           <w:i w:val="0"/>
           <w:sz w:val="22"/>
         </w:rPr>
-        <w:t>Interpretação: a pandemia AMPLIOU o gap racial em 1,5 p.p. de log-renda — negros foram desproporcionalmente afetados pelo choque COVID.</w:t>
+        <w:t>Interpretação: τ=+0,015 indica **convergência aparente** de curto prazo — o gap reduziu-se 1,5 p.p. após 2020. Provável seleção de saída: negros de menor renda saíram do mercado formal, elevando a renda relativa dos que ficaram.</w:t>
       </w:r>
     </w:p>
     <w:p>
@@ -5909,7 +5909,7 @@
           <w:i w:val="0"/>
           <w:sz w:val="21"/>
         </w:rPr>
-        <w:t>'O Chow e o DiD mostram que o gap não convergiu com o tempo — ao contrário, a pandemia o ampliou. Isso afasta a hipótese de convergência gradual pela educação e reforça a necessidade de intervenção estrutural.'</w:t>
+        <w:t>'O Chow mostra quebra estrutural em 2020. O DiD mostra convergência aparente de curto prazo (τ=+0.015): negros sofreram menos no diferencial salarial, mas provavelmente por seleção de saída — não por melhora real. O gap de longo prazo permanece estável.'</w:t>
       </w:r>
     </w:p>
     <w:p/>
@@ -6002,7 +6002,7 @@
           <w:i w:val="0"/>
           <w:sz w:val="22"/>
         </w:rPr>
-        <w:t>#1 Cotas em CBO 1–4 (P1): CC=0,799 — política mais próxima da 'solução ideal'. Ataca diretamente o mecanismo de exclusão de acesso a ocupações qualificadas que explica 84% do gap via dotações.</w:t>
+        <w:t>#1 Cotas em CBO 1–4 (P1): CC=0,835 — política mais próxima da 'solução ideal'. Ataca diretamente o mecanismo de exclusão de acesso a ocupações qualificadas que explica 84% do gap via dotações.</w:t>
       </w:r>
     </w:p>
     <w:p>
@@ -6018,7 +6018,7 @@
           <w:i w:val="0"/>
           <w:sz w:val="22"/>
         </w:rPr>
-        <w:t>#2 Equidade Educacional (P2): CC=0,558 — segunda mais eficiente. Reduz o componente de dotações educacionais.</w:t>
+        <w:t>#2 Equidade Educacional (P2): CC=0,588 — segunda mais eficiente. Reduz o componente de dotações educacionais.</w:t>
       </w:r>
     </w:p>
     <w:p>
@@ -6034,7 +6034,7 @@
           <w:i w:val="0"/>
           <w:sz w:val="22"/>
         </w:rPr>
-        <w:t>#3 Mentoria e Redes (P3): CC=0,388 — responde diretamente ao achado da SNA (betweenness=0 para negros = sem capital social estrutural).</w:t>
+        <w:t>#3 Mentoria e Redes (P3): CC=0,396 — responde diretamente ao achado da SNA (betweenness=0 para negros = sem capital social estrutural).</w:t>
       </w:r>
     </w:p>
     <w:p>
@@ -6050,7 +6050,7 @@
           <w:i w:val="0"/>
           <w:sz w:val="22"/>
         </w:rPr>
-        <w:t>#4 Transparência Salarial (P4): CC=0,324 — ataca os retornos diferenciais (16%).</w:t>
+        <w:t>#4 Transparência Salarial (P4): CC=0,342 — ataca os retornos diferenciais (16%).</w:t>
       </w:r>
     </w:p>
     <w:p>
@@ -6066,7 +6066,7 @@
           <w:i w:val="0"/>
           <w:sz w:val="22"/>
         </w:rPr>
-        <w:t>PL-1 (Cotas CBO): projeta redução de 24% do gap bruto em simulações de LP.</w:t>
+        <w:t>PL-1 (Cotas CBO): projeta redução de 25% do gap bruto em simulações de LP.</w:t>
       </w:r>
     </w:p>
     <w:p>

--- a/guia_estudo_defesa.docx
+++ b/guia_estudo_defesa.docx
@@ -6066,7 +6066,7 @@
           <w:i w:val="0"/>
           <w:sz w:val="22"/>
         </w:rPr>
-        <w:t>PL-1 (Cotas CBO): projeta redução de 25% do gap bruto em simulações de LP.</w:t>
+        <w:t>PL-1 (Cotas CBO): projeta redução de 25,1% do gap bruto em simulações de LP.</w:t>
       </w:r>
     </w:p>
     <w:p>

--- a/guia_estudo_defesa.docx
+++ b/guia_estudo_defesa.docx
@@ -6002,7 +6002,7 @@
           <w:i w:val="0"/>
           <w:sz w:val="22"/>
         </w:rPr>
-        <w:t>#1 Cotas em CBO 1–4 (P1): CC=0,835 — política mais próxima da 'solução ideal'. Ataca diretamente o mecanismo de exclusão de acesso a ocupações qualificadas que explica 84% do gap via dotações.</w:t>
+        <w:t>#1 Cotas em CBO 1–4 (P1): CC=0,834 — política mais próxima da 'solução ideal'. Ataca diretamente o mecanismo de exclusão de acesso a ocupações qualificadas que explica 84% do gap via dotações.</w:t>
       </w:r>
     </w:p>
     <w:p>

--- a/guia_estudo_defesa.docx
+++ b/guia_estudo_defesa.docx
@@ -6144,6 +6144,197 @@
           <w:sz w:val="21"/>
         </w:rPr>
         <w:t>'O TOPSIS é um método multi-critério MCDM clássico (Hwang &amp; Yoon, 1981). Ele ranqueia alternativas pela distância relativa à solução ideal e à pior solução. CR&lt;0,10 no AHP é o padrão de consistência de Saaty (1980) — garantia de que os pesos derivados da comparação por pares são internamente consistentes.'</w:t>
+      </w:r>
+    </w:p>
+    <w:p/>
+    <w:p>
+      <w:pPr>
+        <w:pStyle w:val="Heading2"/>
+      </w:pPr>
+      <w:r>
+        <w:rPr>
+          <w:rFonts w:ascii="Calibri" w:hAnsi="Calibri"/>
+          <w:color w:val="1F3864"/>
+        </w:rPr>
+        <w:t>Pesquisa Operacional Regionalizada — Focalização Territorial (BLUP por UF)</w:t>
+      </w:r>
+    </w:p>
+    <w:p>
+      <w:pPr>
+        <w:spacing w:before="80" w:after="120"/>
+        <w:jc w:val="left"/>
+      </w:pPr>
+      <w:r>
+        <w:rPr>
+          <w:rFonts w:ascii="Calibri" w:hAnsi="Calibri"/>
+          <w:b/>
+          <w:i w:val="0"/>
+          <w:color w:val="1F3864"/>
+          <w:sz w:val="22"/>
+        </w:rPr>
+        <w:t>O que é e por que está na dissertação:</w:t>
+      </w:r>
+    </w:p>
+    <w:p>
+      <w:pPr>
+        <w:pStyle w:val="ListBullet"/>
+        <w:spacing w:after="60"/>
+        <w:ind w:left="283"/>
+      </w:pPr>
+      <w:r>
+        <w:rPr>
+          <w:rFonts w:ascii="Calibri" w:hAnsi="Calibri"/>
+          <w:b w:val="0"/>
+          <w:i w:val="0"/>
+          <w:sz w:val="22"/>
+        </w:rPr>
+        <w:t>Extensão da PO que usa o achado do random slope (M3): a penalidade racial NÃO é homogênea entre estados (LRT p&lt;0,001). Em vez de tratar o gap como um número nacional, usa-se o BLUP do MixedLM como gap específico de cada uma das 27 UFs, e um programa linear aloca o orçamento priorizando os estados de maior penalidade.</w:t>
+      </w:r>
+    </w:p>
+    <w:p>
+      <w:pPr>
+        <w:pStyle w:val="ListBullet"/>
+        <w:spacing w:after="60"/>
+        <w:ind w:left="283"/>
+      </w:pPr>
+      <w:r>
+        <w:rPr>
+          <w:rFonts w:ascii="Calibri" w:hAnsi="Calibri"/>
+          <w:b w:val="0"/>
+          <w:i w:val="0"/>
+          <w:sz w:val="22"/>
+        </w:rPr>
+        <w:t>Resultado central: focalizar o orçamento nas UFs mais críticas reduz o gap agregado 68,2% acima da alocação uniforme com orçamento intermediário (B=9 UFs) — e até 125,5% quando o orçamento é escasso (B=3). O ganho vem só da focalização (a efetividade da política é mantida constante entre estados).</w:t>
+      </w:r>
+    </w:p>
+    <w:p>
+      <w:pPr>
+        <w:pStyle w:val="ListBullet"/>
+        <w:spacing w:after="60"/>
+        <w:ind w:left="283"/>
+      </w:pPr>
+      <w:r>
+        <w:rPr>
+          <w:rFonts w:ascii="Calibri" w:hAnsi="Calibri"/>
+          <w:b w:val="0"/>
+          <w:i w:val="0"/>
+          <w:sz w:val="22"/>
+        </w:rPr>
+        <w:t>Prioridades: DF, AM, TO, PA, AC (maior penalidade × maior população negra afetada). Amplitude: DF −20,9% → MG −1,4%. As maiores penalidades concentram-se no Distrito Federal e no Norte — estados mais ricos têm penalidade maior.</w:t>
+      </w:r>
+    </w:p>
+    <w:p>
+      <w:pPr>
+        <w:pStyle w:val="ListBullet"/>
+        <w:spacing w:after="60"/>
+        <w:ind w:left="283"/>
+      </w:pPr>
+      <w:r>
+        <w:rPr>
+          <w:rFonts w:ascii="Calibri" w:hAnsi="Calibri"/>
+          <w:b w:val="0"/>
+          <w:i w:val="0"/>
+          <w:sz w:val="22"/>
+        </w:rPr>
+        <w:t>Decisão metodológica: a base oficial é o BLUP do modelo misto, NÃO a aproximação rápida por OLS estadual + shrinkage empirical Bayes. Os dois divergem (Spearman ρ=0,42), pois o BLUP mantém os coeficientes de controle agrupados nacionalmente enquanto o OLS estadual os libera — não são intercambiáveis.</w:t>
+      </w:r>
+    </w:p>
+    <w:p>
+      <w:pPr>
+        <w:spacing w:before="80" w:after="40"/>
+      </w:pPr>
+      <w:r>
+        <w:rPr>
+          <w:rFonts w:ascii="Calibri" w:hAnsi="Calibri"/>
+          <w:b/>
+          <w:i w:val="0"/>
+          <w:color w:val="FF8F00"/>
+          <w:sz w:val="22"/>
+        </w:rPr>
+        <w:t>▌ O que dizer se perguntarem sobre a PO regionalizada:</w:t>
+      </w:r>
+    </w:p>
+    <w:p>
+      <w:pPr>
+        <w:spacing w:after="40"/>
+        <w:ind w:left="454"/>
+      </w:pPr>
+      <w:r>
+        <w:rPr>
+          <w:rFonts w:ascii="Calibri" w:hAnsi="Calibri"/>
+          <w:b w:val="0"/>
+          <w:i w:val="0"/>
+          <w:sz w:val="21"/>
+        </w:rPr>
+        <w:t>'O random slope provou heterogeneidade geográfica; a PO regional traduz isso em prescrição: como o gap varia de ~−1% a ~−21% entre UFs, espalhar o orçamento por igual é subótimo. Concentrar nas UFs de maior penalidade entrega até dois terços a mais de redução com o mesmo recurso — argumento direto a favor de um desenho federativo diferenciado de política.'</w:t>
+      </w:r>
+    </w:p>
+    <w:p>
+      <w:pPr>
+        <w:spacing w:after="40"/>
+        <w:ind w:left="454"/>
+      </w:pPr>
+      <w:r>
+        <w:rPr>
+          <w:rFonts w:ascii="Calibri" w:hAnsi="Calibri"/>
+          <w:b w:val="0"/>
+          <w:i w:val="0"/>
+          <w:sz w:val="21"/>
+        </w:rPr>
+        <w:t>'Usei os BLUPs (estimadores empíricos de Bayes do modelo misto), não OLS por estado. Mostrei formalmente que eles divergem (Spearman ≈0,42) porque o OLS estadual libera todos os coeficientes de controle, enquanto o modelo misto os mantém nacionais — o BLUP é a estimativa principiada e coerente com o random slope já reportado.'</w:t>
+      </w:r>
+    </w:p>
+    <w:p>
+      <w:pPr>
+        <w:jc w:val="center"/>
+      </w:pPr>
+      <w:r>
+        <w:drawing>
+          <wp:inline xmlns:a="http://schemas.openxmlformats.org/drawingml/2006/main" xmlns:pic="http://schemas.openxmlformats.org/drawingml/2006/picture">
+            <wp:extent cx="4320000" cy="4831890"/>
+            <wp:docPr id="19" name="Picture 19"/>
+            <wp:cNvGraphicFramePr>
+              <a:graphicFrameLocks noChangeAspect="1"/>
+            </wp:cNvGraphicFramePr>
+            <a:graphic>
+              <a:graphicData uri="http://schemas.openxmlformats.org/drawingml/2006/picture">
+                <pic:pic>
+                  <pic:nvPicPr>
+                    <pic:cNvPr id="0" name="mapa_po_regional.png"/>
+                    <pic:cNvPicPr/>
+                  </pic:nvPicPr>
+                  <pic:blipFill>
+                    <a:blip r:embed="rId27"/>
+                    <a:stretch>
+                      <a:fillRect/>
+                    </a:stretch>
+                  </pic:blipFill>
+                  <pic:spPr>
+                    <a:xfrm>
+                      <a:off x="0" y="0"/>
+                      <a:ext cx="4320000" cy="4831890"/>
+                    </a:xfrm>
+                    <a:prstGeom prst="rect"/>
+                  </pic:spPr>
+                </pic:pic>
+              </a:graphicData>
+            </a:graphic>
+          </wp:inline>
+        </w:drawing>
+      </w:r>
+    </w:p>
+    <w:p>
+      <w:pPr>
+        <w:spacing w:after="200"/>
+        <w:jc w:val="center"/>
+      </w:pPr>
+      <w:r>
+        <w:rPr>
+          <w:i/>
+          <w:color w:val="606060"/>
+          <w:sz w:val="18"/>
+        </w:rPr>
+        <w:t>Mapa de calor — penalidade racial salarial por estado (mais escuro = maior desvantagem; ★ = estados prioritários para focalizar o orçamento).</w:t>
       </w:r>
     </w:p>
     <w:p/>

--- a/guia_estudo_defesa.docx
+++ b/guia_estudo_defesa.docx
@@ -6335,6 +6335,70 @@
           <w:sz w:val="18"/>
         </w:rPr>
         <w:t>Mapa de calor — penalidade racial salarial por estado (mais escuro = maior desvantagem; ★ = estados prioritários para focalizar o orçamento).</w:t>
+      </w:r>
+    </w:p>
+    <w:p>
+      <w:pPr>
+        <w:spacing w:before="120" w:after="120"/>
+        <w:jc w:val="left"/>
+      </w:pPr>
+      <w:r>
+        <w:rPr>
+          <w:rFonts w:ascii="Calibri" w:hAnsi="Calibri"/>
+          <w:b/>
+          <w:i w:val="0"/>
+          <w:color w:val="1F3864"/>
+          <w:sz w:val="22"/>
+        </w:rPr>
+        <w:t>Random slope também no GLMM (acesso) — versão real (lme4), não proxy:</w:t>
+      </w:r>
+    </w:p>
+    <w:p>
+      <w:pPr>
+        <w:pStyle w:val="ListBullet"/>
+        <w:spacing w:after="60"/>
+        <w:ind w:left="283"/>
+      </w:pPr>
+      <w:r>
+        <w:rPr>
+          <w:rFonts w:ascii="Calibri" w:hAnsi="Calibri"/>
+          <w:b w:val="0"/>
+          <w:i w:val="0"/>
+          <w:sz w:val="22"/>
+        </w:rPr>
+        <w:t>O random slope de negro foi estimado de verdade (lme4::glmer, população completa) nos três desfechos de acesso/teto. O LRT rejeita τ²=0 em todos (p&lt;0,001): a barreira de ACESSO varia entre estados, como o salário — os dois mecanismos da discriminação são geográficos.</w:t>
+      </w:r>
+    </w:p>
+    <w:p>
+      <w:pPr>
+        <w:pStyle w:val="ListBullet"/>
+        <w:spacing w:after="60"/>
+        <w:ind w:left="283"/>
+      </w:pPr>
+      <w:r>
+        <w:rPr>
+          <w:rFonts w:ascii="Calibri" w:hAnsi="Calibri"/>
+          <w:b w:val="0"/>
+          <w:i w:val="0"/>
+          <w:sz w:val="22"/>
+        </w:rPr>
+        <w:t>Contraste a destacar: o gap salarial é MAIOR nos estados ricos (ρ=−0,37), mas a barreira de acesso a cargos qualificados é MENOR neles (ρ=0,64) — acesso mais fácil onde há mais empregos qualificados, porém gap salarial maior uma vez dentro.</w:t>
+      </w:r>
+    </w:p>
+    <w:p>
+      <w:pPr>
+        <w:pStyle w:val="ListBullet"/>
+        <w:spacing w:after="60"/>
+        <w:ind w:left="283"/>
+      </w:pPr>
+      <w:r>
+        <w:rPr>
+          <w:rFonts w:ascii="Calibri" w:hAnsi="Calibri"/>
+          <w:b w:val="0"/>
+          <w:i w:val="0"/>
+          <w:sz w:val="22"/>
+        </w:rPr>
+        <w:t>Setor: o concurso público NÃO dissolve a barreira de acesso (OR público=0,705 ≈ privado=0,695) nem a homogeneíza entre UFs — refina 'o Estado ajuda, mas não resolve'.</w:t>
       </w:r>
     </w:p>
     <w:p/>

--- a/guia_estudo_defesa.docx
+++ b/guia_estudo_defesa.docx
@@ -6399,6 +6399,38 @@
           <w:sz w:val="22"/>
         </w:rPr>
         <w:t>Setor: o concurso público NÃO dissolve a barreira de acesso (OR público=0,705 ≈ privado=0,695) nem a homogeneíza entre UFs — refina 'o Estado ajuda, mas não resolve'.</w:t>
+      </w:r>
+    </w:p>
+    <w:p>
+      <w:pPr>
+        <w:pStyle w:val="ListBullet"/>
+        <w:spacing w:after="60"/>
+        <w:ind w:left="283"/>
+      </w:pPr>
+      <w:r>
+        <w:rPr>
+          <w:rFonts w:ascii="Calibri" w:hAnsi="Calibri"/>
+          <w:b w:val="0"/>
+          <w:i w:val="0"/>
+          <w:sz w:val="22"/>
+        </w:rPr>
+        <w:t>Contraste SALÁRIO × ACESSO (HLM por setor): no salário o público ATENUA o gap racial (7,8% vs 11,2% privado) e o homogeneíza entre UFs; no acesso, não. Frase de defesa: 'o concurso equaliza o pagamento de quem entra, não a entrada'.</w:t>
+      </w:r>
+    </w:p>
+    <w:p>
+      <w:pPr>
+        <w:pStyle w:val="ListBullet"/>
+        <w:spacing w:after="60"/>
+        <w:ind w:left="283"/>
+      </w:pPr>
+      <w:r>
+        <w:rPr>
+          <w:rFonts w:ascii="Calibri" w:hAnsi="Calibri"/>
+          <w:b w:val="0"/>
+          <w:i w:val="0"/>
+          <w:sz w:val="22"/>
+        </w:rPr>
+        <w:t>Nível de gênero (HLM): o gap de gênero também varia entre estados (LRT p&lt;0,001), com dispersão MAIOR que o racial (DP 0,064 vs 0,050); ρ negativo (−0,46) — onde a penalidade racial é maior, a de gênero tende a ser menor.</w:t>
       </w:r>
     </w:p>
     <w:p/>

--- a/guia_estudo_defesa.docx
+++ b/guia_estudo_defesa.docx
@@ -3921,6 +3921,198 @@
           <w:rFonts w:ascii="Calibri" w:hAnsi="Calibri"/>
           <w:color w:val="1F3864"/>
         </w:rPr>
+        <w:t>O Papel do Machine Learning no Trabalho (o que dizer na defesa)</w:t>
+      </w:r>
+    </w:p>
+    <w:p>
+      <w:pPr>
+        <w:spacing w:before="80" w:after="120"/>
+        <w:jc w:val="left"/>
+      </w:pPr>
+      <w:r>
+        <w:rPr>
+          <w:rFonts w:ascii="Calibri" w:hAnsi="Calibri"/>
+          <w:b/>
+          <w:i w:val="0"/>
+          <w:color w:val="1F3864"/>
+          <w:sz w:val="22"/>
+        </w:rPr>
+        <w:t>O que o ML prediz e por que está no trabalho:</w:t>
+      </w:r>
+    </w:p>
+    <w:p>
+      <w:pPr>
+        <w:pStyle w:val="ListBullet"/>
+        <w:spacing w:after="60"/>
+        <w:ind w:left="283"/>
+      </w:pPr>
+      <w:r>
+        <w:rPr>
+          <w:rFonts w:ascii="Calibri" w:hAnsi="Calibri"/>
+          <w:b w:val="0"/>
+          <w:i w:val="0"/>
+          <w:sz w:val="22"/>
+        </w:rPr>
+        <w:t>Prediz a RENDA (log_renda) a partir de 28 variáveis (individuais, ocupação/CBO e contexto de UPA/UF). Desempenho: XGBoost R²=0,62; Random Forest R²=0,57.</w:t>
+      </w:r>
+    </w:p>
+    <w:p>
+      <w:pPr>
+        <w:pStyle w:val="ListBullet"/>
+        <w:spacing w:after="60"/>
+        <w:ind w:left="283"/>
+      </w:pPr>
+      <w:r>
+        <w:rPr>
+          <w:rFonts w:ascii="Calibri" w:hAnsi="Calibri"/>
+          <w:b w:val="0"/>
+          <w:i w:val="0"/>
+          <w:sz w:val="22"/>
+        </w:rPr>
+        <w:t>NÃO é o motor causal (isso é HLM/GLMM/Oaxaca/Heckman/Oster). Cumpre TRÊS funções: (1) triangulação/robustez — método não-paramétrico, sem supor linearidade, confirma o sinal econométrico; (2) interpretabilidade via SHAP — quantifica a contribuição de cada variável e suas interações; (3) mecanismo tangível — waterfalls de casos individuais.</w:t>
+      </w:r>
+    </w:p>
+    <w:p>
+      <w:pPr>
+        <w:spacing w:before="80" w:after="120"/>
+        <w:jc w:val="left"/>
+      </w:pPr>
+      <w:r>
+        <w:rPr>
+          <w:rFonts w:ascii="Calibri" w:hAnsi="Calibri"/>
+          <w:b/>
+          <w:i w:val="0"/>
+          <w:color w:val="1F3864"/>
+          <w:sz w:val="22"/>
+        </w:rPr>
+        <w:t>Achado central do SHAP (forte para a defesa):</w:t>
+      </w:r>
+    </w:p>
+    <w:p>
+      <w:pPr>
+        <w:pStyle w:val="ListBullet"/>
+        <w:spacing w:after="60"/>
+        <w:ind w:left="283"/>
+      </w:pPr>
+      <w:r>
+        <w:rPr>
+          <w:rFonts w:ascii="Calibri" w:hAnsi="Calibri"/>
+          <w:b w:val="0"/>
+          <w:i w:val="0"/>
+          <w:sz w:val="22"/>
+        </w:rPr>
+        <w:t>O preditor nº 1 é a RENDA MÉDIA DA UPA (bairro) — acima da escolaridade e de qualquer traço individual. A variável 'negro' tem importância DIRETA modesta (abaixo do top-12).</w:t>
+      </w:r>
+    </w:p>
+    <w:p>
+      <w:pPr>
+        <w:pStyle w:val="ListBullet"/>
+        <w:spacing w:after="60"/>
+        <w:ind w:left="283"/>
+      </w:pPr>
+      <w:r>
+        <w:rPr>
+          <w:rFonts w:ascii="Calibri" w:hAnsi="Calibri"/>
+          <w:b w:val="0"/>
+          <w:i w:val="0"/>
+          <w:sz w:val="22"/>
+        </w:rPr>
+        <w:t>Isso CONFIRMA a tese (não contradiz): a raça tem efeito direto pequeno porque opera POR MEIO dos mediadores (onde mora, ocupação, formalidade), que são moldados pela barreira racial — a tradução computacional do Oaxaca-Blinder (a maior parte do gap é 'dotações', mas dotações são produto de segregação e exclusão de acesso).</w:t>
+      </w:r>
+    </w:p>
+    <w:p>
+      <w:pPr>
+        <w:spacing w:before="80" w:after="120"/>
+        <w:jc w:val="left"/>
+      </w:pPr>
+      <w:r>
+        <w:rPr>
+          <w:rFonts w:ascii="Calibri" w:hAnsi="Calibri"/>
+          <w:b/>
+          <w:i w:val="0"/>
+          <w:color w:val="1F3864"/>
+          <w:sz w:val="22"/>
+        </w:rPr>
+        <w:t>Como conecta com o resto do trabalho:</w:t>
+      </w:r>
+    </w:p>
+    <w:p>
+      <w:pPr>
+        <w:pStyle w:val="ListBullet"/>
+        <w:spacing w:after="60"/>
+        <w:ind w:left="283"/>
+      </w:pPr>
+      <w:r>
+        <w:rPr>
+          <w:rFonts w:ascii="Calibri" w:hAnsi="Calibri"/>
+          <w:b w:val="0"/>
+          <w:i w:val="0"/>
+          <w:sz w:val="22"/>
+        </w:rPr>
+        <w:t>HLM: o domínio do contexto no SHAP espelha a mediação contextual do HLM (~52% via UPA). Oaxaca: importância direta pequena da raça ↔ gap majoritariamente de dotações. GLMM: o ML modela RENDA, o GLMM modela ACESSO (faces complementares). SNA: a parcela residual da raça + betweenness=0 explicam por que o diploma negro rende menos. PO: a importância SHAP ajuda a calibrar as prioridades das políticas.</w:t>
+      </w:r>
+    </w:p>
+    <w:p>
+      <w:pPr>
+        <w:pStyle w:val="ListBullet"/>
+        <w:spacing w:after="60"/>
+        <w:ind w:left="283"/>
+      </w:pPr>
+      <w:r>
+        <w:rPr>
+          <w:rFonts w:ascii="Calibri" w:hAnsi="Calibri"/>
+          <w:b w:val="0"/>
+          <w:i w:val="0"/>
+          <w:sz w:val="22"/>
+        </w:rPr>
+        <w:t>Explicar vs. prever: a heterogeneidade geográfica (random slope) é inferencialmente real, mas adicionar UF ao ML não muda o R² (testado: ΔR²≈0) — o contexto já está nas features. Use essa distinção se questionarem.</w:t>
+      </w:r>
+    </w:p>
+    <w:p>
+      <w:pPr>
+        <w:spacing w:before="80" w:after="40"/>
+      </w:pPr>
+      <w:r>
+        <w:rPr>
+          <w:rFonts w:ascii="Calibri" w:hAnsi="Calibri"/>
+          <w:b/>
+          <w:i w:val="0"/>
+          <w:color w:val="FF8F00"/>
+          <w:sz w:val="22"/>
+        </w:rPr>
+        <w:t>▌ Se perguntarem 'por que ML se já tem econometria?':</w:t>
+      </w:r>
+    </w:p>
+    <w:p>
+      <w:pPr>
+        <w:spacing w:after="40"/>
+        <w:ind w:left="454"/>
+      </w:pPr>
+      <w:r>
+        <w:rPr>
+          <w:rFonts w:ascii="Calibri" w:hAnsi="Calibri"/>
+          <w:b w:val="0"/>
+          <w:i w:val="0"/>
+          <w:sz w:val="21"/>
+        </w:rPr>
+        <w:t>'O ML não substitui a econometria — triangula. Se um modelo flexível, livre de supor linearidade e capaz de captar qualquer interação, chega ao MESMO diagnóstico (o contexto domina, a raça opera via mediadores), o achado deixa de ser artefato de especificação. E o SHAP mostra COMO a desigualdade atua: o bairro prediz mais que o diploma — desigualdade estrutural e territorial.'</w:t>
+      </w:r>
+    </w:p>
+    <w:p/>
+    <w:p>
+      <w:r>
+        <w:br w:type="page"/>
+      </w:r>
+    </w:p>
+    <w:p>
+      <w:pPr>
+        <w:pStyle w:val="Heading2"/>
+      </w:pPr>
+      <w:r>
+        <w:rPr>
+          <w:rFonts w:ascii="Calibri" w:hAnsi="Calibri"/>
+          <w:color w:val="1F3864"/>
+        </w:rPr>
         <w:t>Figura 11 — Rede Social Ocupacional: Betweenness por Raça e Escolaridade</w:t>
       </w:r>
     </w:p>
@@ -6431,6 +6623,22 @@
           <w:sz w:val="22"/>
         </w:rPr>
         <w:t>Nível de gênero (HLM): o gap de gênero também varia entre estados (LRT p&lt;0,001), com dispersão MAIOR que o racial (DP 0,064 vs 0,050); ρ negativo (−0,46) — onde a penalidade racial é maior, a de gênero tende a ser menor.</w:t>
+      </w:r>
+    </w:p>
+    <w:p>
+      <w:pPr>
+        <w:pStyle w:val="ListBullet"/>
+        <w:spacing w:after="60"/>
+        <w:ind w:left="283"/>
+      </w:pPr>
+      <w:r>
+        <w:rPr>
+          <w:rFonts w:ascii="Calibri" w:hAnsi="Calibri"/>
+          <w:b w:val="0"/>
+          <w:i w:val="0"/>
+          <w:sz w:val="22"/>
+        </w:rPr>
+        <w:t>Gênero no GLMM (acesso): mulheres têm MAIS acesso a ocupações qualificadas (OR=2,01&gt;1, profissões feminizadas), mas MUITO MENOS ao topo da renda (OR top10=0,522). Frase: 'o teto de vidro de gênero é de REMUNERAÇÃO, não de categoria' — e varia mais entre estados que o racial no topo (~10×).</w:t>
       </w:r>
     </w:p>
     <w:p/>

--- a/guia_estudo_defesa.docx
+++ b/guia_estudo_defesa.docx
@@ -6483,7 +6483,7 @@
       <w:r>
         <w:drawing>
           <wp:inline xmlns:a="http://schemas.openxmlformats.org/drawingml/2006/main" xmlns:pic="http://schemas.openxmlformats.org/drawingml/2006/picture">
-            <wp:extent cx="4320000" cy="4831890"/>
+            <wp:extent cx="4320000" cy="4185476"/>
             <wp:docPr id="19" name="Picture 19"/>
             <wp:cNvGraphicFramePr>
               <a:graphicFrameLocks noChangeAspect="1"/>
@@ -6504,7 +6504,7 @@
                   <pic:spPr>
                     <a:xfrm>
                       <a:off x="0" y="0"/>
-                      <a:ext cx="4320000" cy="4831890"/>
+                      <a:ext cx="4320000" cy="4185476"/>
                     </a:xfrm>
                     <a:prstGeom prst="rect"/>
                   </pic:spPr>

--- a/guia_estudo_defesa.docx
+++ b/guia_estudo_defesa.docx
@@ -4632,7 +4632,7 @@
           <w:i w:val="0"/>
           <w:sz w:val="22"/>
         </w:rPr>
-        <w:t>Gap racial bruto: privado −44,1% / público −33,3%. Controlado: privado −29,2% / público −25,2%.</w:t>
+        <w:t>Gap racial bruto: privado −44,1% / público −32,4%. Controlado: privado −34,5% / público −28,3%.</w:t>
       </w:r>
     </w:p>
     <w:p>
@@ -4648,7 +4648,7 @@
           <w:i w:val="0"/>
           <w:sz w:val="22"/>
         </w:rPr>
-        <w:t>Gap de gênero: privado −16,9% / público −18,8% (após controles). O setor público tem gap de GÊNERO maior que o privado — o paradoxo H3.</w:t>
+        <w:t>Gap de gênero: privado −18,6% / público −20,9% (após controles). O setor público tem gap de GÊNERO maior que o privado — o paradoxo H3.</w:t>
       </w:r>
     </w:p>
     <w:p>

--- a/guia_estudo_defesa.docx
+++ b/guia_estudo_defesa.docx
@@ -264,7 +264,7 @@
           <w:i w:val="0"/>
           <w:sz w:val="22"/>
         </w:rPr>
-        <w:t>Pergunta provável da banca: 'Por que 5% é o limiar para o ICC?' — Resposta: convenção de Raudenbush &amp; Bryk (2002) amplamente adotada na literatura educacional e econômica; no seu caso o ICC é 9,83%, bem acima do limiar.</w:t>
+        <w:t>Pergunta provável da banca: 'Por que 5% é o limiar para o ICC?' — Resposta: convenção de Raudenbush &amp; Bryk (2002) amplamente adotada na literatura educacional e econômica; no seu caso o ICC é 9,80%, bem acima do limiar.</w:t>
       </w:r>
     </w:p>
     <w:p/>
@@ -2145,7 +2145,7 @@
           <w:i w:val="0"/>
           <w:sz w:val="21"/>
         </w:rPr>
-        <w:t>'Este gráfico é o primeiro diagnóstico visual da segregação ocupacional. A razão de 0,42 nos Dirigentes não é explicada por diferença de escolaridade — quando controlamos por educação no GLMM (lme4), o OR permanece em 0,691. Isso confirma que parte substancial da sub-representação é discriminação de acesso, não apenas diferença de capital humano.'</w:t>
+        <w:t>'Este gráfico é o primeiro diagnóstico visual da segregação ocupacional. A razão de 0,42 nos Dirigentes não é explicada por diferença de escolaridade — quando controlamos por educação no GLMM (lme4), o OR permanece em 0,693. Isso confirma que parte substancial da sub-representação é discriminação de acesso, não apenas diferença de capital humano.'</w:t>
       </w:r>
     </w:p>
     <w:p/>
@@ -2909,7 +2909,7 @@
           <w:i w:val="0"/>
           <w:sz w:val="22"/>
         </w:rPr>
-        <w:t>M1 (sem efeito aleatório de contexto): OR=0,674 — negros têm 32,6% menos chance. ICC M1=22,2% (variação entre UPAs elevada). N=7.694.198 (PEA completa).</w:t>
+        <w:t>M1 (sem efeito aleatório de contexto): OR=0,676 — negros têm 32,4% menos chance. ICC M1=21,6% (variação entre UPAs elevada). N=7.694.198 (PEA completa).</w:t>
       </w:r>
     </w:p>
     <w:p>
@@ -2925,7 +2925,7 @@
           <w:i w:val="0"/>
           <w:sz w:val="22"/>
         </w:rPr>
-        <w:t>M2 (com efeito aleatório de UPA): OR=0,691 — após controlar o contexto local, negros têm 30,9% menos chance. ICC M2=10,8%.</w:t>
+        <w:t>M2 (com efeito aleatório de UPA): OR=0,693 — após controlar o contexto local, negros têm 30,7% menos chance. ICC M2=10,7%.</w:t>
       </w:r>
     </w:p>
     <w:p>
@@ -2957,7 +2957,7 @@
           <w:i w:val="0"/>
           <w:sz w:val="22"/>
         </w:rPr>
-        <w:t>AME M1 = −5,16 p.p.: sem controle de contexto, negros têm 5,16 p.p. a menos de probabilidade de ocupação qualificada.</w:t>
+        <w:t>AME M1 = −5,07 p.p.: sem controle de contexto, negros têm 5,07 p.p. a menos de probabilidade de ocupação qualificada.</w:t>
       </w:r>
     </w:p>
     <w:p>
@@ -2973,7 +2973,7 @@
           <w:i w:val="0"/>
           <w:sz w:val="22"/>
         </w:rPr>
-        <w:t>AME M2 = −4,84 p.p.: com efeito aleatório de UPA, o efeito líquido de ser negro é −4,84 p.p. — discriminação pura de acesso após controlar moradia e contexto.</w:t>
+        <w:t>AME M2 = −4,75 p.p.: com efeito aleatório de UPA, o efeito líquido de ser negro é −4,75 p.p. — discriminação pura de acesso após controlar moradia e contexto.</w:t>
       </w:r>
     </w:p>
     <w:p>
@@ -3018,7 +3018,7 @@
           <w:i w:val="0"/>
           <w:sz w:val="21"/>
         </w:rPr>
-        <w:t>'O GLMM (Generalized Linear Mixed Model) é a extensão natural do HLM para variáveis binárias. Ao usar lme4::glmer com efeitos aleatórios por UPA, capturo a mesma estrutura hierárquica do HLM aplicada ao modelo de acesso a ocupações. O ICC=22,2% em M1 confirma que há variância substancial entre UPAs — ignorar essa hierarquia produziria erros padrão subestimados e OR's viesados.'</w:t>
+        <w:t>'O GLMM (Generalized Linear Mixed Model) é a extensão natural do HLM para variáveis binárias. Ao usar lme4::glmer com efeitos aleatórios por UPA, capturo a mesma estrutura hierárquica do HLM aplicada ao modelo de acesso a ocupações. O ICC=21,6% em M1 confirma que há variância substancial entre UPAs — ignorar essa hierarquia produziria erros padrão subestimados e OR's viesados.'</w:t>
       </w:r>
     </w:p>
     <w:p/>
@@ -3041,7 +3041,7 @@
       <w:r>
         <w:drawing>
           <wp:inline xmlns:a="http://schemas.openxmlformats.org/drawingml/2006/main" xmlns:pic="http://schemas.openxmlformats.org/drawingml/2006/picture">
-            <wp:extent cx="5040000" cy="2686765"/>
+            <wp:extent cx="5040000" cy="2683676"/>
             <wp:docPr id="8" name="Picture 8"/>
             <wp:cNvGraphicFramePr>
               <a:graphicFrameLocks noChangeAspect="1"/>
@@ -3062,7 +3062,7 @@
                   <pic:spPr>
                     <a:xfrm>
                       <a:off x="0" y="0"/>
-                      <a:ext cx="5040000" cy="2686765"/>
+                      <a:ext cx="5040000" cy="2683676"/>
                     </a:xfrm>
                     <a:prstGeom prst="rect"/>
                   </pic:spPr>
@@ -5618,7 +5618,7 @@
           <w:i w:val="0"/>
           <w:sz w:val="22"/>
         </w:rPr>
-        <w:t>Painel direito (ICC): Intra-Class Correlation por modelo — % da variância total que se deve às diferenças entre UPAs. ICC=9,83% em M0.</w:t>
+        <w:t>Painel direito (ICC): Intra-Class Correlation por modelo — % da variância total que se deve às diferenças entre UPAs. ICC=9,80% em M0.</w:t>
       </w:r>
     </w:p>
     <w:p>
@@ -5650,7 +5650,7 @@
           <w:i w:val="0"/>
           <w:sz w:val="22"/>
         </w:rPr>
-        <w:t>Se o ICC fosse &lt; 5%, o OLS seria suficiente (Raudenbush &amp; Bryk, 2002). Com 9,83%, ignorar a hierarquia produz erros padrão subestimados — e inferência estatística inválida.</w:t>
+        <w:t>Se o ICC fosse &lt; 5%, o OLS seria suficiente (Raudenbush &amp; Bryk, 2002). Com 9,80%, ignorar a hierarquia produz erros padrão subestimados — e inferência estatística inválida.</w:t>
       </w:r>
     </w:p>
     <w:p>
@@ -5696,7 +5696,7 @@
           <w:i w:val="0"/>
           <w:sz w:val="21"/>
         </w:rPr>
-        <w:t>'Não escolhi HLM por ser mais sofisticado — escolhi porque os dados me obrigaram. O ICC=9,83% e o LRT χ²=191.625 mostram que a estrutura hierárquica é real e significativa. Ignorar isso com OLS produziria inferência inválida — erros padrão subestimados e p-valores inflados. A escolha foi ditada pelos dados, não pela preferência metodológica.'</w:t>
+        <w:t>'Não escolhi HLM por ser mais sofisticado — escolhi porque os dados me obrigaram. O ICC=9,80% e o LRT χ²=191.625 mostram que a estrutura hierárquica é real e significativa. Ignorar isso com OLS produziria inferência inválida — erros padrão subestimados e p-valores inflados. A escolha foi ditada pelos dados, não pela preferência metodológica.'</w:t>
       </w:r>
     </w:p>
     <w:p/>
@@ -5837,7 +5837,7 @@
           <w:i w:val="0"/>
           <w:sz w:val="22"/>
         </w:rPr>
-        <w:t>E-values GLMM lme4 (PEA completa): M1=2,331; M2=2,254 — variável omitida precisaria ter associação ≥2,3× com raça E com acesso a ocupações para eliminar o OR.</w:t>
+        <w:t>E-values GLMM lme4 (PEA completa): M1=2,319; M2=2,243 — variável omitida precisaria ter associação ≥2,3× com raça E com acesso a ocupações para eliminar o OR.</w:t>
       </w:r>
     </w:p>
     <w:p>
@@ -6428,7 +6428,7 @@
           <w:i w:val="0"/>
           <w:sz w:val="22"/>
         </w:rPr>
-        <w:t>Decisão metodológica: a base oficial é o BLUP do modelo misto, NÃO a aproximação rápida por OLS estadual + shrinkage empirical Bayes. Os dois divergem (Spearman ρ=0,42), pois o BLUP mantém os coeficientes de controle agrupados nacionalmente enquanto o OLS estadual os libera — não são intercambiáveis.</w:t>
+        <w:t>Decisão metodológica: a base oficial é o BLUP do modelo misto, NÃO a aproximação rápida por OLS estadual + shrinkage empirical Bayes. Os dois divergem (Spearman ρ=0,45), pois o BLUP mantém os coeficientes de controle agrupados nacionalmente enquanto o OLS estadual os libera — não são intercambiáveis.</w:t>
       </w:r>
     </w:p>
     <w:p>
@@ -6574,7 +6574,7 @@
           <w:i w:val="0"/>
           <w:sz w:val="22"/>
         </w:rPr>
-        <w:t>Contraste a destacar: o gap salarial é MAIOR nos estados ricos (ρ=−0,37), mas a barreira de acesso a cargos qualificados é MENOR neles (ρ=0,64) — acesso mais fácil onde há mais empregos qualificados, porém gap salarial maior uma vez dentro.</w:t>
+        <w:t>Contraste a destacar: o gap salarial é MAIOR nos estados ricos (ρ=−0,37), mas a barreira de acesso a cargos qualificados é MENOR neles (ρ=0,65) — acesso mais fácil onde há mais empregos qualificados, porém gap salarial maior uma vez dentro.</w:t>
       </w:r>
     </w:p>
     <w:p>
@@ -6590,7 +6590,7 @@
           <w:i w:val="0"/>
           <w:sz w:val="22"/>
         </w:rPr>
-        <w:t>Setor: o concurso público NÃO dissolve a barreira de acesso (OR público=0,705 ≈ privado=0,695) nem a homogeneíza entre UFs — refina 'o Estado ajuda, mas não resolve'.</w:t>
+        <w:t>Setor: o concurso público NÃO dissolve a barreira de acesso (OR público=0,705 ≈ privado=0,698) nem a homogeneíza entre UFs — refina 'o Estado ajuda, mas não resolve'.</w:t>
       </w:r>
     </w:p>
     <w:p>
@@ -6606,7 +6606,7 @@
           <w:i w:val="0"/>
           <w:sz w:val="22"/>
         </w:rPr>
-        <w:t>Contraste SALÁRIO × ACESSO (HLM por setor): no salário o público ATENUA o gap racial (7,8% vs 11,2% privado) e o homogeneíza entre UFs; no acesso, não. Frase de defesa: 'o concurso equaliza o pagamento de quem entra, não a entrada'.</w:t>
+        <w:t>Contraste SALÁRIO × ACESSO (HLM por setor): no salário o público ATENUA o gap racial (7,7% vs 11,1% privado) e o homogeneíza entre UFs; no acesso, não. Frase de defesa: 'o concurso equaliza o pagamento de quem entra, não a entrada'.</w:t>
       </w:r>
     </w:p>
     <w:p>
@@ -6622,7 +6622,7 @@
           <w:i w:val="0"/>
           <w:sz w:val="22"/>
         </w:rPr>
-        <w:t>Nível de gênero (HLM): o gap de gênero também varia entre estados (LRT p&lt;0,001), com dispersão MAIOR que o racial (DP 0,064 vs 0,050); ρ negativo (−0,46) — onde a penalidade racial é maior, a de gênero tende a ser menor.</w:t>
+        <w:t>Nível de gênero (HLM): o gap de gênero também varia entre estados (LRT p&lt;0,001), com dispersão MAIOR que o racial (DP 0,064 vs 0,049); ρ negativo (−0,46) — onde a penalidade racial é maior, a de gênero tende a ser menor.</w:t>
       </w:r>
     </w:p>
     <w:p>
@@ -6638,7 +6638,7 @@
           <w:i w:val="0"/>
           <w:sz w:val="22"/>
         </w:rPr>
-        <w:t>Gênero no GLMM (acesso): mulheres têm MAIS acesso a ocupações qualificadas (OR=2,01&gt;1, profissões feminizadas), mas MUITO MENOS ao topo da renda (OR top10=0,522). Frase: 'o teto de vidro de gênero é de REMUNERAÇÃO, não de categoria' — e varia mais entre estados que o racial no topo (~10×).</w:t>
+        <w:t>Gênero no GLMM (acesso): mulheres têm MAIS acesso a ocupações qualificadas (OR=1,99&gt;1, profissões feminizadas), mas MUITO MENOS ao topo da renda (OR top10=0,518). Frase: 'o teto de vidro de gênero é de REMUNERAÇÃO, não de categoria' — e varia mais entre estados que o racial no topo (~10×).</w:t>
       </w:r>
     </w:p>
     <w:p/>
@@ -6960,7 +6960,7 @@
           <w:i w:val="0"/>
           <w:sz w:val="22"/>
         </w:rPr>
-        <w:t>β₁ (negro): log-odds de negro vs branco. OR M1=0,674 (sem contexto); OR M2=0,691 (com efeito aleatório de UPA). N=7.694.198 (PEA completa).</w:t>
+        <w:t>β₁ (negro): log-odds de negro vs branco. OR M1=0,676 (sem contexto); OR M2=0,693 (com efeito aleatório de UPA). N=7.694.198 (PEA completa).</w:t>
       </w:r>
     </w:p>
     <w:p>
@@ -6976,7 +6976,7 @@
           <w:i w:val="0"/>
           <w:sz w:val="22"/>
         </w:rPr>
-        <w:t>u₀j: efeito aleatório de UPA j — capta a heterogeneidade entre bairros. ICC M1=22,2% | ICC M2=10,8%.</w:t>
+        <w:t>u₀j: efeito aleatório de UPA j — capta a heterogeneidade entre bairros. ICC M1=21,6% | ICC M2=10,7%.</w:t>
       </w:r>
     </w:p>
     <w:p>
@@ -7008,7 +7008,7 @@
           <w:i w:val="0"/>
           <w:sz w:val="22"/>
         </w:rPr>
-        <w:t>AME M1=−5,16 p.p. | AME M2=−4,84 p.p.: interpretados como diferença de probabilidade de ocupação qualificada atribuída à raça, todas as demais características iguais.</w:t>
+        <w:t>AME M1=−5,07 p.p. | AME M2=−4,75 p.p.: interpretados como diferença de probabilidade de ocupação qualificada atribuída à raça, todas as demais características iguais.</w:t>
       </w:r>
     </w:p>
     <w:p>

--- a/guia_estudo_defesa.docx
+++ b/guia_estudo_defesa.docx
@@ -4632,7 +4632,7 @@
           <w:i w:val="0"/>
           <w:sz w:val="22"/>
         </w:rPr>
-        <w:t>Gap racial bruto: privado −44,1% / público −32,4%. Controlado: privado −34,5% / público −28,3%.</w:t>
+        <w:t>Gap racial bruto: privado −44,1% / público −32,4%. Controlado: privado −34,3% / público −28,1%.</w:t>
       </w:r>
     </w:p>
     <w:p>
@@ -4648,7 +4648,7 @@
           <w:i w:val="0"/>
           <w:sz w:val="22"/>
         </w:rPr>
-        <w:t>Gap de gênero: privado −18,6% / público −20,9% (após controles). O setor público tem gap de GÊNERO maior que o privado — o paradoxo H3.</w:t>
+        <w:t>Gap de gênero: privado −18,9% / público −21,2% (após controles). O setor público tem gap de GÊNERO maior que o privado — o paradoxo H3.</w:t>
       </w:r>
     </w:p>
     <w:p>
@@ -6412,7 +6412,7 @@
           <w:i w:val="0"/>
           <w:sz w:val="22"/>
         </w:rPr>
-        <w:t>Prioridades: DF, AM, TO, PA, AC (maior penalidade × maior população negra afetada). Amplitude: DF −20,9% → MG −1,4%. As maiores penalidades concentram-se no Distrito Federal e no Norte — estados mais ricos têm penalidade maior.</w:t>
+        <w:t>Prioridades: DF, AM, TO, PA, AC (maior penalidade × maior população negra afetada). Amplitude: DF −20,8% → MG −1,5%. As maiores penalidades concentram-se no Distrito Federal e no Norte — estados mais ricos têm penalidade maior.</w:t>
       </w:r>
     </w:p>
     <w:p>

--- a/guia_estudo_defesa.docx
+++ b/guia_estudo_defesa.docx
@@ -2957,7 +2957,7 @@
           <w:i w:val="0"/>
           <w:sz w:val="22"/>
         </w:rPr>
-        <w:t>AME M1 = −5,07 p.p.: sem controle de contexto, negros têm 5,07 p.p. a menos de probabilidade de ocupação qualificada.</w:t>
+        <w:t>AME M1 = −5,04 p.p.: sem controle de contexto, negros têm 5,04 p.p. a menos de probabilidade de ocupação qualificada.</w:t>
       </w:r>
     </w:p>
     <w:p>
@@ -2973,7 +2973,7 @@
           <w:i w:val="0"/>
           <w:sz w:val="22"/>
         </w:rPr>
-        <w:t>AME M2 = −4,75 p.p.: com efeito aleatório de UPA, o efeito líquido de ser negro é −4,75 p.p. — discriminação pura de acesso após controlar moradia e contexto.</w:t>
+        <w:t>AME M2 = −4,73 p.p.: com efeito aleatório de UPA, o efeito líquido de ser negro é −4,73 p.p. — discriminação pura de acesso após controlar moradia e contexto.</w:t>
       </w:r>
     </w:p>
     <w:p>
@@ -3681,6 +3681,197 @@
           <w:rFonts w:ascii="Calibri" w:hAnsi="Calibri"/>
           <w:color w:val="1F3864"/>
         </w:rPr>
+        <w:t>Figura 9d — Interseccionalidade GLMM (grupo_rg): o teto de vidro recai sobre a mulher negra</w:t>
+      </w:r>
+    </w:p>
+    <w:p>
+      <w:pPr>
+        <w:jc w:val="center"/>
+      </w:pPr>
+      <w:r>
+        <w:drawing>
+          <wp:inline xmlns:a="http://schemas.openxmlformats.org/drawingml/2006/main" xmlns:pic="http://schemas.openxmlformats.org/drawingml/2006/picture">
+            <wp:extent cx="5040000" cy="3332732"/>
+            <wp:docPr id="10" name="Picture 10"/>
+            <wp:cNvGraphicFramePr>
+              <a:graphicFrameLocks noChangeAspect="1"/>
+            </wp:cNvGraphicFramePr>
+            <a:graphic>
+              <a:graphicData uri="http://schemas.openxmlformats.org/drawingml/2006/picture">
+                <pic:pic>
+                  <pic:nvPicPr>
+                    <pic:cNvPr id="0" name="grupo_rg_interseccional.png"/>
+                    <pic:cNvPicPr/>
+                  </pic:nvPicPr>
+                  <pic:blipFill>
+                    <a:blip r:embed="rId18"/>
+                    <a:stretch>
+                      <a:fillRect/>
+                    </a:stretch>
+                  </pic:blipFill>
+                  <pic:spPr>
+                    <a:xfrm>
+                      <a:off x="0" y="0"/>
+                      <a:ext cx="5040000" cy="3332732"/>
+                    </a:xfrm>
+                    <a:prstGeom prst="rect"/>
+                  </pic:spPr>
+                </pic:pic>
+              </a:graphicData>
+            </a:graphic>
+          </wp:inline>
+        </w:drawing>
+      </w:r>
+    </w:p>
+    <w:p>
+      <w:pPr>
+        <w:spacing w:after="200"/>
+        <w:jc w:val="center"/>
+      </w:pPr>
+      <w:r>
+        <w:rPr>
+          <w:i/>
+          <w:color w:val="606060"/>
+          <w:sz w:val="18"/>
+        </w:rPr>
+        <w:t>OR dos 4 grupos raça×gênero vs. homem branco em 3 desfechos. A mulher negra é alçada no acesso à categoria, mas a mais excluída no topo da renda.</w:t>
+      </w:r>
+    </w:p>
+    <w:p>
+      <w:pPr>
+        <w:spacing w:before="80" w:after="120"/>
+        <w:jc w:val="left"/>
+      </w:pPr>
+      <w:r>
+        <w:rPr>
+          <w:rFonts w:ascii="Calibri" w:hAnsi="Calibri"/>
+          <w:b/>
+          <w:i w:val="0"/>
+          <w:color w:val="1F3864"/>
+          <w:sz w:val="22"/>
+        </w:rPr>
+        <w:t>Como ler:</w:t>
+      </w:r>
+    </w:p>
+    <w:p>
+      <w:pPr>
+        <w:pStyle w:val="ListBullet"/>
+        <w:spacing w:after="60"/>
+        <w:ind w:left="283"/>
+      </w:pPr>
+      <w:r>
+        <w:rPr>
+          <w:rFonts w:ascii="Calibri" w:hAnsi="Calibri"/>
+          <w:b w:val="0"/>
+          <w:i w:val="0"/>
+          <w:sz w:val="22"/>
+        </w:rPr>
+        <w:t>GLMM com fator de 4 grupos (homem branco = referência) + interação negro×sexo_fem, em 3 desfechos: acesso a CBO 1–4, renda no top 20% e no top 10%.</w:t>
+      </w:r>
+    </w:p>
+    <w:p>
+      <w:pPr>
+        <w:pStyle w:val="ListBullet"/>
+        <w:spacing w:after="60"/>
+        <w:ind w:left="283"/>
+      </w:pPr>
+      <w:r>
+        <w:rPr>
+          <w:rFonts w:ascii="Calibri" w:hAnsi="Calibri"/>
+          <w:b w:val="0"/>
+          <w:i w:val="0"/>
+          <w:sz w:val="22"/>
+        </w:rPr>
+        <w:t>ACESSO (CBO 1–4): mulher negra OR=1,33 (ACIMA do homem branco — profissões feminizadas são CBO 1–4); o mais penalizado é o homem negro (OR=0,65).</w:t>
+      </w:r>
+    </w:p>
+    <w:p>
+      <w:pPr>
+        <w:pStyle w:val="ListBullet"/>
+        <w:spacing w:after="60"/>
+        <w:ind w:left="283"/>
+      </w:pPr>
+      <w:r>
+        <w:rPr>
+          <w:rFonts w:ascii="Calibri" w:hAnsi="Calibri"/>
+          <w:b w:val="0"/>
+          <w:i w:val="0"/>
+          <w:sz w:val="22"/>
+        </w:rPr>
+        <w:t>TOPO da renda (top 10%): INVERTE — a mulher negra é a MAIS excluída (OR=0,34), abaixo da mulher branca (0,49) e do homem negro (0,65).</w:t>
+      </w:r>
+    </w:p>
+    <w:p>
+      <w:pPr>
+        <w:pStyle w:val="ListBullet"/>
+        <w:spacing w:after="60"/>
+        <w:ind w:left="283"/>
+      </w:pPr>
+      <w:r>
+        <w:rPr>
+          <w:rFonts w:ascii="Calibri" w:hAnsi="Calibri"/>
+          <w:b w:val="0"/>
+          <w:i w:val="0"/>
+          <w:sz w:val="22"/>
+        </w:rPr>
+        <w:t>Interação sub-aditiva (OR=1,14 no acesso): a penalidade racial é um pouco menor entre mulheres — mas a negra acumula raça + teto de vidro de gênero no topo.</w:t>
+      </w:r>
+    </w:p>
+    <w:p>
+      <w:pPr>
+        <w:spacing w:before="80" w:after="40"/>
+      </w:pPr>
+      <w:r>
+        <w:rPr>
+          <w:rFonts w:ascii="Calibri" w:hAnsi="Calibri"/>
+          <w:b/>
+          <w:i w:val="0"/>
+          <w:color w:val="FF8F00"/>
+          <w:sz w:val="22"/>
+        </w:rPr>
+        <w:t>▌ O que dizer se perguntarem sobre interseccionalidade (GLMM):</w:t>
+      </w:r>
+    </w:p>
+    <w:p>
+      <w:pPr>
+        <w:spacing w:after="40"/>
+        <w:ind w:left="454"/>
+      </w:pPr>
+      <w:r>
+        <w:rPr>
+          <w:rFonts w:ascii="Calibri" w:hAnsi="Calibri"/>
+          <w:b w:val="0"/>
+          <w:i w:val="0"/>
+          <w:sz w:val="21"/>
+        </w:rPr>
+        <w:t>'O efeito não é uniforme entre desfechos. No ACESSO à categoria qualificada, a mulher negra é até alçada (OR 1,33), porque profissões feminizadas — magistério, enfermagem, administrativo — são CBO 1–4; o mais barrado é o homem negro. Mas no TOPO da renda o quadro inverte: a mulher negra é a mais excluída de todas (OR 0,34 no decil superior). O teto de vidro não é racial nem sexualmente neutro — recai com força máxima sobre ela.'</w:t>
+      </w:r>
+    </w:p>
+    <w:p>
+      <w:pPr>
+        <w:spacing w:after="40"/>
+        <w:ind w:left="454"/>
+      </w:pPr>
+      <w:r>
+        <w:rPr>
+          <w:rFonts w:ascii="Calibri" w:hAnsi="Calibri"/>
+          <w:b w:val="0"/>
+          <w:i w:val="0"/>
+          <w:sz w:val="21"/>
+        </w:rPr>
+        <w:t>'A interação é sub-aditiva (não é soma simples), mas isso não a protege: ela pode ENTRAR em ocupações qualificadas, mas é sistematicamente barrada de CHEGAR AO TOPO da remuneração — raça e gênero se combinam exatamente onde mais importa para a ascensão.'</w:t>
+      </w:r>
+    </w:p>
+    <w:p/>
+    <w:p>
+      <w:pPr>
+        <w:pStyle w:val="Heading2"/>
+      </w:pPr>
+      <w:r>
+        <w:rPr>
+          <w:rFonts w:ascii="Calibri" w:hAnsi="Calibri"/>
+          <w:color w:val="1F3864"/>
+        </w:rPr>
         <w:t>Figura 10 — SHAP Values: Importância das Variáveis no XGBoost</w:t>
       </w:r>
     </w:p>
@@ -3692,7 +3883,7 @@
         <w:drawing>
           <wp:inline xmlns:a="http://schemas.openxmlformats.org/drawingml/2006/main" xmlns:pic="http://schemas.openxmlformats.org/drawingml/2006/picture">
             <wp:extent cx="5040000" cy="3736625"/>
-            <wp:docPr id="10" name="Picture 10"/>
+            <wp:docPr id="11" name="Picture 11"/>
             <wp:cNvGraphicFramePr>
               <a:graphicFrameLocks noChangeAspect="1"/>
             </wp:cNvGraphicFramePr>
@@ -3704,7 +3895,7 @@
                     <pic:cNvPicPr/>
                   </pic:nvPicPr>
                   <pic:blipFill>
-                    <a:blip r:embed="rId18"/>
+                    <a:blip r:embed="rId19"/>
                     <a:stretch>
                       <a:fillRect/>
                     </a:stretch>
@@ -4124,7 +4315,7 @@
         <w:drawing>
           <wp:inline xmlns:a="http://schemas.openxmlformats.org/drawingml/2006/main" xmlns:pic="http://schemas.openxmlformats.org/drawingml/2006/picture">
             <wp:extent cx="5040000" cy="3769412"/>
-            <wp:docPr id="11" name="Picture 11"/>
+            <wp:docPr id="12" name="Picture 12"/>
             <wp:cNvGraphicFramePr>
               <a:graphicFrameLocks noChangeAspect="1"/>
             </wp:cNvGraphicFramePr>
@@ -4136,7 +4327,7 @@
                     <pic:cNvPicPr/>
                   </pic:nvPicPr>
                   <pic:blipFill>
-                    <a:blip r:embed="rId19"/>
+                    <a:blip r:embed="rId20"/>
                     <a:stretch>
                       <a:fillRect/>
                     </a:stretch>
@@ -4348,7 +4539,7 @@
         <w:drawing>
           <wp:inline xmlns:a="http://schemas.openxmlformats.org/drawingml/2006/main" xmlns:pic="http://schemas.openxmlformats.org/drawingml/2006/picture">
             <wp:extent cx="5040000" cy="2121282"/>
-            <wp:docPr id="12" name="Picture 12"/>
+            <wp:docPr id="13" name="Picture 13"/>
             <wp:cNvGraphicFramePr>
               <a:graphicFrameLocks noChangeAspect="1"/>
             </wp:cNvGraphicFramePr>
@@ -4360,7 +4551,7 @@
                     <pic:cNvPicPr/>
                   </pic:nvPicPr>
                   <pic:blipFill>
-                    <a:blip r:embed="rId20"/>
+                    <a:blip r:embed="rId21"/>
                     <a:stretch>
                       <a:fillRect/>
                     </a:stretch>
@@ -4515,6 +4706,142 @@
           <w:rFonts w:ascii="Calibri" w:hAnsi="Calibri"/>
           <w:color w:val="1F3864"/>
         </w:rPr>
+        <w:t>Contexto macro recente do IBGE (POF + Gini 2025) — o que dizer se a banca perguntar</w:t>
+      </w:r>
+    </w:p>
+    <w:p>
+      <w:pPr>
+        <w:spacing w:before="40" w:after="120"/>
+        <w:jc w:val="left"/>
+      </w:pPr>
+      <w:r>
+        <w:rPr>
+          <w:rFonts w:ascii="Calibri" w:hAnsi="Calibri"/>
+          <w:b w:val="0"/>
+          <w:i w:val="0"/>
+          <w:sz w:val="22"/>
+        </w:rPr>
+        <w:t>A banca pode citar notícias recentes do IBGE. Distinga o que melhorou (qualidade de vida) do que NÃO melhorou (desigualdade de renda):</w:t>
+      </w:r>
+    </w:p>
+    <w:p>
+      <w:pPr>
+        <w:pStyle w:val="ListBullet"/>
+        <w:spacing w:after="60"/>
+        <w:ind w:left="283"/>
+      </w:pPr>
+      <w:r>
+        <w:rPr>
+          <w:rFonts w:ascii="Calibri" w:hAnsi="Calibri"/>
+          <w:b w:val="0"/>
+          <w:i w:val="0"/>
+          <w:sz w:val="22"/>
+        </w:rPr>
+        <w:t>A) QUALIDADE DE VIDA melhorou (POF 2017–2018): o Índice de Perda de Qualidade de Vida caiu ~30%, MAS o gap racial persiste (chefes pretos/pardos 0,183 vs brancos 0,122) e o territorial também (Norte 0,223 / Nordeste 0,207 vs Sul 0,114).</w:t>
+      </w:r>
+    </w:p>
+    <w:p>
+      <w:pPr>
+        <w:pStyle w:val="ListBullet"/>
+        <w:spacing w:after="60"/>
+        <w:ind w:left="283"/>
+      </w:pPr>
+      <w:r>
+        <w:rPr>
+          <w:rFonts w:ascii="Calibri" w:hAnsi="Calibri"/>
+          <w:b w:val="0"/>
+          <w:i w:val="0"/>
+          <w:sz w:val="22"/>
+        </w:rPr>
+        <w:t>B) DESIGUALDADE DE RENDA subiu: o Gini do rendimento domiciliar per capita subiu de 0,487 (2024) para 0,491 (2025), puxado pelo topo — 10% mais ricos +8,7% vs 10% mais pobres +3,1% (PNAD Contínua, Rendimento de Todas as Fontes 2025).</w:t>
+      </w:r>
+    </w:p>
+    <w:p>
+      <w:pPr>
+        <w:pStyle w:val="ListBullet"/>
+        <w:spacing w:after="60"/>
+        <w:ind w:left="283"/>
+      </w:pPr>
+      <w:r>
+        <w:rPr>
+          <w:rFonts w:ascii="Calibri" w:hAnsi="Calibri"/>
+          <w:b w:val="0"/>
+          <w:i w:val="0"/>
+          <w:sz w:val="22"/>
+        </w:rPr>
+        <w:t>RESSALVA METODOLÓGICA (importante): o Gini calculado no trabalho (~0,48) é da RENDA DO TRABALHO entre OCUPADOS — conceito DIFERENTE do Gini domiciliar per capita de todas as fontes do IBGE (~0,49). Níveis próximos, mas medidas distintas; podem divergir em tendência (a alta de 2025 vem de renda não-trabalho do topo).</w:t>
+      </w:r>
+    </w:p>
+    <w:p>
+      <w:pPr>
+        <w:spacing w:before="80" w:after="40"/>
+      </w:pPr>
+      <w:r>
+        <w:rPr>
+          <w:rFonts w:ascii="Calibri" w:hAnsi="Calibri"/>
+          <w:b/>
+          <w:i w:val="0"/>
+          <w:color w:val="FF8F00"/>
+          <w:sz w:val="22"/>
+        </w:rPr>
+        <w:t>▌ O que dizer se perguntarem 'o Gini do IBGE não bate com o seu?' ou 'o Brasil não melhorou?':</w:t>
+      </w:r>
+    </w:p>
+    <w:p>
+      <w:pPr>
+        <w:spacing w:after="40"/>
+        <w:ind w:left="454"/>
+      </w:pPr>
+      <w:r>
+        <w:rPr>
+          <w:rFonts w:ascii="Calibri" w:hAnsi="Calibri"/>
+          <w:b w:val="0"/>
+          <w:i w:val="0"/>
+          <w:sz w:val="21"/>
+        </w:rPr>
+        <w:t>'O que melhorou foi a QUALIDADE DE VIDA (POF), não o Gini de renda — que, aliás, SUBIU em 2025 (0,491), puxado pelo topo. Meu trabalho é coerente com isso: documenta uma barreira racial que persiste apesar do avanço social agregado.'</w:t>
+      </w:r>
+    </w:p>
+    <w:p>
+      <w:pPr>
+        <w:spacing w:after="40"/>
+        <w:ind w:left="454"/>
+      </w:pPr>
+      <w:r>
+        <w:rPr>
+          <w:rFonts w:ascii="Calibri" w:hAnsi="Calibri"/>
+          <w:b w:val="0"/>
+          <w:i w:val="0"/>
+          <w:sz w:val="21"/>
+        </w:rPr>
+        <w:t>'Meu Gini (~0,48) e o do IBGE (~0,49) medem coisas diferentes: o meu é da renda do TRABALHO entre OCUPADOS; o do IBGE é da renda DOMICILIAR PER CAPITA de TODAS as fontes (inclui aposentadorias, transferências, capital e pessoas sem renda). Níveis próximos, mas não diretamente comparáveis — por isso não os comparo como se fossem a mesma métrica.'</w:t>
+      </w:r>
+    </w:p>
+    <w:p>
+      <w:pPr>
+        <w:spacing w:after="40"/>
+        <w:ind w:left="454"/>
+      </w:pPr>
+      <w:r>
+        <w:rPr>
+          <w:rFonts w:ascii="Calibri" w:hAnsi="Calibri"/>
+          <w:b w:val="0"/>
+          <w:i w:val="0"/>
+          <w:sz w:val="21"/>
+        </w:rPr>
+        <w:t>'O contraste territorial reforça minha tese: o IBGE mostra o DF com a maior renda per capita do país, enquanto meus modelos mostram o DF com a MAIOR penalidade racial salarial — riqueza média e desigualdade racial convivem no mesmo território.'</w:t>
+      </w:r>
+    </w:p>
+    <w:p/>
+    <w:p>
+      <w:pPr>
+        <w:pStyle w:val="Heading2"/>
+      </w:pPr>
+      <w:r>
+        <w:rPr>
+          <w:rFonts w:ascii="Calibri" w:hAnsi="Calibri"/>
+          <w:color w:val="1F3864"/>
+        </w:rPr>
         <w:t>Figura 13 — Gaps Racial e de Gênero por Setor (H2/H3)</w:t>
       </w:r>
     </w:p>
@@ -4526,7 +4853,7 @@
         <w:drawing>
           <wp:inline xmlns:a="http://schemas.openxmlformats.org/drawingml/2006/main" xmlns:pic="http://schemas.openxmlformats.org/drawingml/2006/picture">
             <wp:extent cx="5040000" cy="2123888"/>
-            <wp:docPr id="13" name="Picture 13"/>
+            <wp:docPr id="14" name="Picture 14"/>
             <wp:cNvGraphicFramePr>
               <a:graphicFrameLocks noChangeAspect="1"/>
             </wp:cNvGraphicFramePr>
@@ -4538,7 +4865,7 @@
                     <pic:cNvPicPr/>
                   </pic:nvPicPr>
                   <pic:blipFill>
-                    <a:blip r:embed="rId21"/>
+                    <a:blip r:embed="rId22"/>
                     <a:stretch>
                       <a:fillRect/>
                     </a:stretch>
@@ -4720,7 +5047,7 @@
         <w:drawing>
           <wp:inline xmlns:a="http://schemas.openxmlformats.org/drawingml/2006/main" xmlns:pic="http://schemas.openxmlformats.org/drawingml/2006/picture">
             <wp:extent cx="5040000" cy="2122380"/>
-            <wp:docPr id="14" name="Picture 14"/>
+            <wp:docPr id="15" name="Picture 15"/>
             <wp:cNvGraphicFramePr>
               <a:graphicFrameLocks noChangeAspect="1"/>
             </wp:cNvGraphicFramePr>
@@ -4732,7 +5059,7 @@
                     <pic:cNvPicPr/>
                   </pic:nvPicPr>
                   <pic:blipFill>
-                    <a:blip r:embed="rId22"/>
+                    <a:blip r:embed="rId23"/>
                     <a:stretch>
                       <a:fillRect/>
                     </a:stretch>
@@ -4930,7 +5257,7 @@
         <w:drawing>
           <wp:inline xmlns:a="http://schemas.openxmlformats.org/drawingml/2006/main" xmlns:pic="http://schemas.openxmlformats.org/drawingml/2006/picture">
             <wp:extent cx="5040000" cy="2117581"/>
-            <wp:docPr id="15" name="Picture 15"/>
+            <wp:docPr id="16" name="Picture 16"/>
             <wp:cNvGraphicFramePr>
               <a:graphicFrameLocks noChangeAspect="1"/>
             </wp:cNvGraphicFramePr>
@@ -4942,7 +5269,7 @@
                     <pic:cNvPicPr/>
                   </pic:nvPicPr>
                   <pic:blipFill>
-                    <a:blip r:embed="rId23"/>
+                    <a:blip r:embed="rId24"/>
                     <a:stretch>
                       <a:fillRect/>
                     </a:stretch>
@@ -5108,7 +5435,7 @@
         <w:drawing>
           <wp:inline xmlns:a="http://schemas.openxmlformats.org/drawingml/2006/main" xmlns:pic="http://schemas.openxmlformats.org/drawingml/2006/picture">
             <wp:extent cx="5040000" cy="2120041"/>
-            <wp:docPr id="16" name="Picture 16"/>
+            <wp:docPr id="17" name="Picture 17"/>
             <wp:cNvGraphicFramePr>
               <a:graphicFrameLocks noChangeAspect="1"/>
             </wp:cNvGraphicFramePr>
@@ -5120,7 +5447,7 @@
                     <pic:cNvPicPr/>
                   </pic:nvPicPr>
                   <pic:blipFill>
-                    <a:blip r:embed="rId24"/>
+                    <a:blip r:embed="rId25"/>
                     <a:stretch>
                       <a:fillRect/>
                     </a:stretch>
@@ -5318,7 +5645,7 @@
         <w:drawing>
           <wp:inline xmlns:a="http://schemas.openxmlformats.org/drawingml/2006/main" xmlns:pic="http://schemas.openxmlformats.org/drawingml/2006/picture">
             <wp:extent cx="5040000" cy="2151338"/>
-            <wp:docPr id="17" name="Picture 17"/>
+            <wp:docPr id="18" name="Picture 18"/>
             <wp:cNvGraphicFramePr>
               <a:graphicFrameLocks noChangeAspect="1"/>
             </wp:cNvGraphicFramePr>
@@ -5330,7 +5657,7 @@
                     <pic:cNvPicPr/>
                   </pic:nvPicPr>
                   <pic:blipFill>
-                    <a:blip r:embed="rId25"/>
+                    <a:blip r:embed="rId26"/>
                     <a:stretch>
                       <a:fillRect/>
                     </a:stretch>
@@ -5512,7 +5839,7 @@
         <w:drawing>
           <wp:inline xmlns:a="http://schemas.openxmlformats.org/drawingml/2006/main" xmlns:pic="http://schemas.openxmlformats.org/drawingml/2006/picture">
             <wp:extent cx="5040000" cy="1938059"/>
-            <wp:docPr id="18" name="Picture 18"/>
+            <wp:docPr id="19" name="Picture 19"/>
             <wp:cNvGraphicFramePr>
               <a:graphicFrameLocks noChangeAspect="1"/>
             </wp:cNvGraphicFramePr>
@@ -5524,7 +5851,7 @@
                     <pic:cNvPicPr/>
                   </pic:nvPicPr>
                   <pic:blipFill>
-                    <a:blip r:embed="rId26"/>
+                    <a:blip r:embed="rId27"/>
                     <a:stretch>
                       <a:fillRect/>
                     </a:stretch>
@@ -6484,7 +6811,7 @@
         <w:drawing>
           <wp:inline xmlns:a="http://schemas.openxmlformats.org/drawingml/2006/main" xmlns:pic="http://schemas.openxmlformats.org/drawingml/2006/picture">
             <wp:extent cx="4320000" cy="4185476"/>
-            <wp:docPr id="19" name="Picture 19"/>
+            <wp:docPr id="20" name="Picture 20"/>
             <wp:cNvGraphicFramePr>
               <a:graphicFrameLocks noChangeAspect="1"/>
             </wp:cNvGraphicFramePr>
@@ -6496,7 +6823,7 @@
                     <pic:cNvPicPr/>
                   </pic:nvPicPr>
                   <pic:blipFill>
-                    <a:blip r:embed="rId27"/>
+                    <a:blip r:embed="rId28"/>
                     <a:stretch>
                       <a:fillRect/>
                     </a:stretch>
@@ -7008,7 +7335,7 @@
           <w:i w:val="0"/>
           <w:sz w:val="22"/>
         </w:rPr>
-        <w:t>AME M1=−5,07 p.p. | AME M2=−4,75 p.p.: interpretados como diferença de probabilidade de ocupação qualificada atribuída à raça, todas as demais características iguais.</w:t>
+        <w:t>AME M1=−5,04 p.p. | AME M2=−4,73 p.p.: interpretados como diferença de probabilidade de ocupação qualificada atribuída à raça, todas as demais características iguais.</w:t>
       </w:r>
     </w:p>
     <w:p>

--- a/guia_estudo_defesa.docx
+++ b/guia_estudo_defesa.docx
@@ -3041,7 +3041,7 @@
       <w:r>
         <w:drawing>
           <wp:inline xmlns:a="http://schemas.openxmlformats.org/drawingml/2006/main" xmlns:pic="http://schemas.openxmlformats.org/drawingml/2006/picture">
-            <wp:extent cx="5040000" cy="2683676"/>
+            <wp:extent cx="5040000" cy="2668235"/>
             <wp:docPr id="8" name="Picture 8"/>
             <wp:cNvGraphicFramePr>
               <a:graphicFrameLocks noChangeAspect="1"/>
@@ -3062,7 +3062,7 @@
                   <pic:spPr>
                     <a:xfrm>
                       <a:off x="0" y="0"/>
-                      <a:ext cx="5040000" cy="2683676"/>
+                      <a:ext cx="5040000" cy="2668235"/>
                     </a:xfrm>
                     <a:prstGeom prst="rect"/>
                   </pic:spPr>
